--- a/public/reports/veille-2026-09-06.docx
+++ b/public/reports/veille-2026-09-06.docx
@@ -29,7 +29,7 @@
           <w:sz w:val="22"/>
           <w:szCs w:val="22"/>
         </w:rPr>
-        <w:t xml:space="preserve">Du 31 août au 6 septembre 2026</w:t>
+        <w:t xml:space="preserve">2026-08-31 au 2026-09-06</w:t>
       </w:r>
     </w:p>
     <w:p>
@@ -58,93 +58,84 @@
         <w:rPr>
           <w:b/>
           <w:bCs/>
-          <w:u w:val="single"/>
-        </w:rPr>
-        <w:t xml:space="preserve">Marques : Le Tribunal de l’Union européenne statue sur la marque « HealthLabs PHARM »</w:t>
-      </w:r>
-    </w:p>
-    <w:p>
-      <w:pPr>
+          <w:color w:val="1F4E79"/>
+        </w:rPr>
+        <w:t xml:space="preserve">Marques, compétence juridictionnelle et concurrence déloyale : Stratio Big Data v EUIPO, Stra (stratio)</w:t>
+      </w:r>
+    </w:p>
+    <w:p>
+      <w:pPr>
+        <w:keepNext/>
         <w:spacing w:after="240"/>
       </w:pPr>
-      <w:hyperlink w:history="1" r:id="rIdpvvxgwz1zmulrewyao0xa">
+      <w:hyperlink w:history="1" r:id="rIdyntzwjm3s0n0qw92zimnv">
         <w:r>
           <w:rPr>
             <w:color w:val="507D82"/>
             <w:u w:val="single"/>
           </w:rPr>
-          <w:t xml:space="preserve">Tribunal de l’Union européenne, deuxième chambre, 2 septembre 2026, T-681/25, Health Labs Care / EUIPO, Onebrand Trading e.a. (HealthLabs PHARM), ECLI:EU:T:2026:508, 2026-09-02</w:t>
+          <w:t xml:space="preserve">Tribunal de l’Union européenne, affaire T-49/24, 2026-09-02</w:t>
         </w:r>
       </w:hyperlink>
     </w:p>
     <w:p>
       <w:pPr>
-        <w:spacing w:after="220"/>
-        <w:jc w:val="both"/>
-      </w:pPr>
-      <w:r>
-        <w:rPr>
-          <w:b/>
-          <w:bCs/>
-          <w:i/>
-          <w:iCs/>
-          <w:color w:val="C55A11"/>
-        </w:rPr>
-        <w:t xml:space="preserve">Attention : les informations présentées dans cette section doivent être vérifiées, l’accès à la source étant incomplet, limité ou restreint.</w:t>
-      </w:r>
-    </w:p>
-    <w:p>
-      <w:pPr>
-        <w:spacing w:after="180" w:line="300"/>
-        <w:jc w:val="both"/>
-      </w:pPr>
-      <w:r>
-        <w:t xml:space="preserve">Le 2 septembre 2026, le Tribunal de l’Union européenne a rendu un arrêt dans l’affaire T-681/25, Health Labs Care / EUIPO, Onebrand Trading e.a. (HealthLabs PHARM), répertorié sous l’identifiant ECLI:EU:T:2026:508. La fiche institutionnelle InfoCuria accessible pour cette décision la qualifie d’arrêt du Tribunal et rattache le dossier au contentieux des marques, relevant de la propriété intellectuelle, industrielle et commerciale. Elle identifie Health Labs Care comme requérante, l’EUIPO comme défendeur et Onebrand Trading e.a. comme autres parties à la procédure. Toutefois, l’accès disponible ne permet pas de consulter le texte de l’arrêt, son dispositif, ni les motifs retenus par le Tribunal. La présente fiche se limite donc strictement aux éléments institutionnels vérifiables publiés dans la période retenue.</w:t>
-      </w:r>
-    </w:p>
-    <w:p>
-      <w:pPr>
-        <w:spacing w:after="180" w:line="300"/>
-        <w:jc w:val="both"/>
-      </w:pPr>
-      <w:r>
-        <w:t xml:space="preserve">Les éléments accessibles établissent que l’arrêt a été prononcé par le Tribunal le 2 septembre 2026, dans l’affaire T-681/25, à la suite d’un recours introduit par Health Labs Care contre l’EUIPO, auquel étaient associées Onebrand Trading e.a. en qualité d’autres parties à la procédure. La dénomination usuelle du litige comprend la mention « HealthLabs PHARM ». La fiche juridictionnelle relève que le dossier ressortit au domaine des marques. Elle permet également d’identifier la décision de la chambre de recours concernée sous la référence R 2389/2024-2. En revanche, le document institutionnel accessible ne reproduit ni la marque antérieure éventuellement invoquée, ni les produits ou services concernés, ni les signes tels qu’examinés par l’EUIPO, ni la teneur de la décision de la chambre de recours. Ces circonstances de fait et ces étapes administratives ne peuvent dès lors pas être précisées sans accéder au texte intégral de l’arrêt ou à un document décisionnel primaire complet.</w:t>
-      </w:r>
-    </w:p>
-    <w:p>
-      <w:pPr>
-        <w:spacing w:after="180" w:line="300"/>
-        <w:jc w:val="both"/>
-      </w:pPr>
-      <w:r>
-        <w:t xml:space="preserve">Aucun moyen, grief ou argument développé par Health Labs Care, l’EUIPO ou Onebrand Trading e.a. n’apparaît dans les informations institutionnelles effectivement consultables. Il n’est donc pas possible d’établir si le recours contestait une appréciation relative au risque de confusion, à la similitude des signes, à la comparaison des produits et services, au caractère distinctif d’un élément verbal, à la preuve de l’usage, ou à tout autre motif du droit des marques de l’Union. De même, la portée exacte de la contestation de la décision R 2389/2024-2 n’est pas précisée dans la source accessible. Toute présentation plus détaillée des thèses respectives des parties excéderait les informations vérifiables et ne saurait être retenue.</w:t>
-      </w:r>
-    </w:p>
-    <w:p>
-      <w:pPr>
-        <w:spacing w:after="180" w:line="300"/>
-        <w:jc w:val="both"/>
-      </w:pPr>
-      <w:r>
-        <w:t xml:space="preserve">La question de droit ne peut pas être formulée de manière certaine à partir des seules données accessibles. Il peut uniquement être constaté que le Tribunal était saisi d’un recours relevant du contentieux des marques de l’Union, relatif au signe « HealthLabs PHARM » et dirigé contre une décision identifiée sous la référence R 2389/2024-2. Le contenu de la question soumise au Tribunal, les dispositions du règlement sur la marque de l’Union éventuellement invoquées et le contrôle juridictionnel effectivement exercé ne sont pas reproduits dans l’interface institutionnelle consultée. Il n’est, en particulier, pas établi que le litige portait sur un motif relatif de refus ou de nullité, sur un motif absolu, ou sur une question procédurale propre à la procédure devant l’EUIPO.</w:t>
-      </w:r>
-    </w:p>
-    <w:p>
-      <w:pPr>
-        <w:spacing w:after="180" w:line="300"/>
-        <w:jc w:val="both"/>
-      </w:pPr>
-      <w:r>
-        <w:t xml:space="preserve">Le texte des motifs de l’arrêt n’a pas pu être obtenu par l’intermédiaire de la fiche InfoCuria consultable. Cette dernière confirme l’existence d’un arrêt rendu par le Tribunal, sa date, son numéro, son identifiant ECLI, son rattachement matériel aux marques et l’identité des principales parties. Elle ne donne toutefois accès ni aux considérants, ni aux références normatives, ni aux critères d’appréciation appliqués, ni à l’analyse des éléments factuels et juridiques du dossier. Il n’est donc pas possible de restituer, sans extrapolation, le raisonnement du Tribunal concernant le signe « HealthLabs PHARM ». Une analyse circonstanciée nécessiterait la consultation du document décisionnel intégral, notamment afin d’identifier les moyens examinés, leur ordre de traitement, les éléments de preuve retenus et les motifs justifiant la solution.</w:t>
-      </w:r>
-    </w:p>
-    <w:p>
-      <w:pPr>
-        <w:spacing w:after="180" w:line="300"/>
-        <w:jc w:val="both"/>
-      </w:pPr>
-      <w:r>
-        <w:t xml:space="preserve">La source institutionnelle confirme qu’un arrêt a été rendu le 2 septembre 2026 dans l’affaire T-681/25, sous la référence ECLI:EU:T:2026:508. En revanche, elle ne permet pas de vérifier le sens du dispositif. Il n’est ainsi pas possible d’affirmer si le Tribunal a accueilli, rejeté ou déclaré irrecevable le recours de Health Labs Care, ni de déterminer les éventuelles conséquences de l’arrêt sur la décision R 2389/2024-2. Le sort des dépens n’est pas davantage précisé. Ces éléments devront être vérifiés directement dans la version intégrale de l’arrêt lorsqu’elle sera accessible.</w:t>
+        <w:keepLines/>
+        <w:spacing w:after="180" w:line="300"/>
+        <w:jc w:val="both"/>
+      </w:pPr>
+      <w:r>
+        <w:t xml:space="preserve">Par arrêt du 2 septembre 2026, le Tribunal de l’Union européenne, statuant en première chambre, précise les exigences procédurales applicables à la communication des éléments de preuve dans les procédures devant l’EUIPO. Saisi par Stratio Big Data Inc. d’un recours dirigé contre une décision de la quatrième chambre de recours, le Tribunal retient une violation des droits de la défense et du principe du contradictoire. L’affaire concernait la marque de l’Union européenne verbale « stratio » et une procédure de déchéance fondée sur l’absence alléguée d’usage sérieux. L’arrêt illustre l’importance que revêt, dans le contentieux de l’usage sérieux, l’accès effectif de chaque partie aux pièces et, spécialement, aux traductions prises en considération par l’instance compétente.</w:t>
+      </w:r>
+    </w:p>
+    <w:p>
+      <w:pPr>
+        <w:keepLines/>
+        <w:spacing w:after="180" w:line="300"/>
+        <w:jc w:val="both"/>
+      </w:pPr>
+      <w:r>
+        <w:t xml:space="preserve">La marque en cause était la marque de l’Union européenne verbale « stratio ». Dans le cadre d’une procédure de déchéance pour défaut d’usage sérieux, des éléments de preuve avaient été produits afin d’établir ou de contester l’usage de cette marque. Le litige soumis au Tribunal portait notamment sur la production de ces pièces et de leurs traductions au cours de la procédure administrative. Par décision du 20 novembre 2023, dans l’affaire R 999/2022-4, la quatrième chambre de recours de l’EUIPO avait rejeté le recours de Stratio Big Data Inc. Cette dernière a alors introduit un recours en annulation devant le Tribunal. Le Tribunal était appelé à examiner, parmi les griefs invoqués, les conséquences procédurales de l’absence de transmission à la requérante de certaines traductions d’éléments de preuve.</w:t>
+      </w:r>
+    </w:p>
+    <w:p>
+      <w:pPr>
+        <w:keepLines/>
+        <w:spacing w:after="180" w:line="300"/>
+        <w:jc w:val="both"/>
+      </w:pPr>
+      <w:r>
+        <w:t xml:space="preserve">Stratio Big Data Inc. faisait notamment valoir que certaines traductions d’éléments de preuve n’avaient pas été communiquées dans le cadre de la procédure devant l’EUIPO. Elle invoquait ainsi une atteinte à ses droits de la défense, au principe du contradictoire et à l’obligation, énoncée à l’article 94, paragraphe 1, deuxième phrase, du règlement (UE) 2017/1001, de fonder les décisions de l’Office uniquement sur des motifs ou éléments de preuve au sujet desquels les parties ont pu prendre position. Les arguments respectifs développés par l’EUIPO et par l’autre partie à la procédure devant la chambre de recours ne sont pas précisés dans les éléments vérifiés. Il ressort toutefois de l’arrêt que le grief procédural soulevé par la requérante visait directement la prise en compte de traductions auxquelles celle-ci n’avait pas eu accès.</w:t>
+      </w:r>
+    </w:p>
+    <w:p>
+      <w:pPr>
+        <w:keepLines/>
+        <w:spacing w:after="180" w:line="300"/>
+        <w:jc w:val="both"/>
+      </w:pPr>
+      <w:r>
+        <w:t xml:space="preserve">La question soumise au Tribunal consistait à déterminer si la chambre de recours pouvait prendre en considération, dans une procédure relative à l’usage sérieux d’une marque de l’Union européenne, des traductions d’éléments de preuve qui n’avaient pas été transmises à la partie requérante. Plus précisément, il s’agissait d’apprécier si une telle absence de communication était compatible avec les droits de la défense, le principe du contradictoire et l’article 94, paragraphe 1, deuxième phrase, du règlement (UE) 2017/1001, lequel impose que les décisions de l’EUIPO ne soient fondées que sur des éléments sur lesquels les parties ont pu présenter leurs observations.</w:t>
+      </w:r>
+    </w:p>
+    <w:p>
+      <w:pPr>
+        <w:keepLines/>
+        <w:spacing w:after="180" w:line="300"/>
+        <w:jc w:val="both"/>
+      </w:pPr>
+      <w:r>
+        <w:t xml:space="preserve">Le Tribunal examine le moyen tiré de la violation des droits de la défense et du principe du contradictoire au regard de l’article 94, paragraphe 1, deuxième phrase, du règlement (UE) 2017/1001. Il constate que certaines traductions d’éléments de preuve n’avaient pas été transmises à Stratio Big Data Inc. Cette circonstance empêchait la requérante de prendre utilement position sur des documents susceptibles d’être pris en compte dans l’appréciation de l’usage sérieux de la marque litigieuse. Le Tribunal en déduit que les exigences procédurales garantissant le caractère contradictoire de l’instruction n’avaient pas été respectées. Le contrôle exercé ne porte donc pas seulement sur la valeur probante intrinsèque des pièces relatives à l’usage, mais également sur les conditions dans lesquelles elles ont été portées à la connaissance des parties. Le Tribunal accueille dès lors le grief procédural invoqué par la requérante, sans que les éléments vérifiés ne précisent les autres moyens éventuellement examinés.</w:t>
+      </w:r>
+    </w:p>
+    <w:p>
+      <w:pPr>
+        <w:keepLines/>
+        <w:spacing w:after="180" w:line="300"/>
+        <w:jc w:val="both"/>
+      </w:pPr>
+      <w:r>
+        <w:t xml:space="preserve">Le Tribunal annule la décision de la quatrième chambre de recours de l’EUIPO du 20 novembre 2023, dans l’affaire R 999/2022-4, en tant que cette chambre avait rejeté le recours de Stratio Big Data Inc. L’annulation est fondée sur la violation des droits de la défense et du principe du contradictoire résultant de la non-transmission de certaines traductions d’éléments de preuve. L’EUIPO est condamné aux dépens afférents à l’instance devant le Tribunal. Le dispositif ne précise pas, dans les éléments vérifiés, les conséquences administratives ultérieures de cette annulation sur le traitement de la procédure de déchéance.</w:t>
       </w:r>
     </w:p>
     <w:p>
@@ -164,7 +155,7 @@
         <w:t xml:space="preserve">Portée pratique. </w:t>
       </w:r>
       <w:r>
-        <w:t xml:space="preserve">L’arrêt appelle une vigilance particulière pour les titulaires et demandeurs de marques intervenant dans les secteurs de la santé, des laboratoires ou des produits pharmaceutiques, dès lors que le signe en cause associe les éléments « HealthLabs » et « PHARM ». Néanmoins, la portée opérationnelle de la décision ne peut être déterminée de façon fiable en l’absence du texte intégral. Il conviendra, avant toute exploitation contentieuse ou stratégique de cette décision, de vérifier le dispositif, les produits et services visés, les marques opposées, les moyens soulevés et les motifs exacts du Tribunal. À ce stade, la décision peut seulement être signalée comme un arrêt récent du Tribunal en matière de marques de l’Union, sans en déduire une orientation jurisprudentielle précise.</w:t>
+        <w:t xml:space="preserve">L’arrêt appelle une vigilance particulière dans les procédures administratives de marque impliquant des pièces rédigées dans une langue autre que celle admise ou utile à la compréhension du dossier. Lorsqu’une traduction est produite, utilisée ou prise en considération, sa communication effective aux autres parties constitue une garantie déterminante de l’exercice des droits de la défense. Les titulaires de marques, demandeurs en déchéance et représentants doivent donc vérifier non seulement le dépôt matériel des preuves d’usage, mais aussi la traçabilité de leur notification et de celle de leurs traductions. Pour les instances de l’EUIPO, la décision confirme que l’appréciation de l’usage sérieux doit reposer sur un dossier contradictoirement accessible aux parties. À défaut, la décision encourt l’annulation, indépendamment de l’appréciation au fond de la preuve d’usage.</w:t>
       </w:r>
     </w:p>
     <w:p>
@@ -177,93 +168,84 @@
         <w:rPr>
           <w:b/>
           <w:bCs/>
-          <w:u w:val="single"/>
-        </w:rPr>
-        <w:t xml:space="preserve">Marques et représentation de produit : Le Tribunal examine la protection d’une représentation de semelle de chaussure</w:t>
-      </w:r>
-    </w:p>
-    <w:p>
-      <w:pPr>
+          <w:color w:val="1F4E79"/>
+        </w:rPr>
+        <w:t xml:space="preserve">Marques et compétence juridictionnelle : Compétence juridictionnelle en matière de marque et d’action en concurrence déloyale</w:t>
+      </w:r>
+    </w:p>
+    <w:p>
+      <w:pPr>
+        <w:keepNext/>
         <w:spacing w:after="240"/>
       </w:pPr>
-      <w:hyperlink w:history="1" r:id="rIdytmnszwz_tj_uw1iaffyp">
+      <w:hyperlink w:history="1" r:id="rId5024xdx0mhhhf-z8m728n">
         <w:r>
           <w:rPr>
             <w:color w:val="507D82"/>
             <w:u w:val="single"/>
           </w:rPr>
-          <w:t xml:space="preserve">Tribunal de l’Union européenne, 2 septembre 2026, Puma / EUIPO, Sir Safety System, aff. T-376/25, ECLI:EU:T:2026:515, 2026-09-02</w:t>
+          <w:t xml:space="preserve">Cour de cassation, chambre commerciale, financière et économique, pourvoi n° 25-12.118, 2026-09-02</w:t>
         </w:r>
       </w:hyperlink>
     </w:p>
     <w:p>
       <w:pPr>
-        <w:spacing w:after="220"/>
-        <w:jc w:val="both"/>
-      </w:pPr>
-      <w:r>
-        <w:rPr>
-          <w:b/>
-          <w:bCs/>
-          <w:i/>
-          <w:iCs/>
-          <w:color w:val="C55A11"/>
-        </w:rPr>
-        <w:t xml:space="preserve">Attention : les informations présentées dans cette section doivent être vérifiées, l’accès à la source étant incomplet, limité ou restreint.</w:t>
-      </w:r>
-    </w:p>
-    <w:p>
-      <w:pPr>
-        <w:spacing w:after="180" w:line="300"/>
-        <w:jc w:val="both"/>
-      </w:pPr>
-      <w:r>
-        <w:t xml:space="preserve">Le 2 septembre 2026, le Tribunal de l’Union européenne a rendu son arrêt dans l’affaire T-376/25, Puma / EUIPO, Sir Safety System, identifiée sous l’ECLI:EU:T:2026:515. La décision est répertoriée par la Cour de justice de l’Union européenne comme relevant de la propriété intellectuelle et comme portant sur une « représentation de la semelle de chaussure ». Les informations institutionnelles accessibles confirment que l’affaire a été examinée par la septième chambre du Tribunal et que la langue de procédure est l’anglais. En revanche, le texte intégral de l’arrêt, y compris ses motifs et son dispositif, n’a pas pu être consulté au moyen de la source primaire disponible. La présente fiche se limite donc strictement aux éléments vérifiables dans les données institutionnelles accessibles, sans inférer le sens de la solution ni le contenu des questions tranchées.</w:t>
-      </w:r>
-    </w:p>
-    <w:p>
-      <w:pPr>
-        <w:spacing w:after="180" w:line="300"/>
-        <w:jc w:val="both"/>
-      </w:pPr>
-      <w:r>
-        <w:t xml:space="preserve">L’affaire met en présence Puma, l’Office de l’Union européenne pour la propriété intellectuelle et Sir Safety System. Son intitulé officiel rattache le litige à une représentation de semelle de chaussure. Cette seule désignation permet d’identifier l’objet matériel général du différend, sans toutefois autoriser une description plus précise de la représentation en cause, de ses caractéristiques visuelles, de sa portée revendiquée ou du titre de propriété intellectuelle invoqué. Les données accessibles ne précisent pas davantage la qualité procédurale respective de Puma et de Sir Safety System dans l’instance devant l’EUIPO, ni l’existence, la nature ou les dates des décisions administratives antérieures. Elles ne permettent pas non plus d’établir si le recours concernait l’enregistrement, la nullité, la validité, l’étendue de la protection ou un autre aspect du régime applicable. Il est seulement établi qu’un arrêt a été prononcé par le Tribunal le 2 septembre 2026 dans cette affaire, sous la référence T-376/25.</w:t>
-      </w:r>
-    </w:p>
-    <w:p>
-      <w:pPr>
-        <w:spacing w:after="180" w:line="300"/>
-        <w:jc w:val="both"/>
-      </w:pPr>
-      <w:r>
-        <w:t xml:space="preserve">Les informations institutionnelles consultables ne reproduisent pas les prétentions des parties, les moyens invoqués par Puma, les observations de l’EUIPO ni la position soutenue par Sir Safety System. Il n’est dès lors pas possible d’identifier les dispositions du droit de l’Union dont l’interprétation ou l’application était contestée, ni de déterminer si le litige portait notamment sur les conditions de protection d’une apparence de produit, sur la qualification de la représentation, sur les exigences de divulgation, sur le caractère individuel, sur la fonctionnalité ou sur l’appréciation d’une éventuelle cause de nullité. Il n’est pas davantage précisé si les parties discutaient la perception de l’utilisateur averti, la liberté du créateur, la comparaison avec des réalisations antérieures ou les effets d’un enregistrement international. Toute présentation affirmative de ces questions dépasserait les informations effectivement accessibles.</w:t>
-      </w:r>
-    </w:p>
-    <w:p>
-      <w:pPr>
-        <w:spacing w:after="180" w:line="300"/>
-        <w:jc w:val="both"/>
-      </w:pPr>
-      <w:r>
-        <w:t xml:space="preserve">Au regard des seules données accessibles, la question de droit ne peut être formulée qu’à un niveau général : dans quelles conditions le Tribunal était-il appelé à contrôler une décision de l’EUIPO relative à une représentation de semelle de chaussure opposant Puma à Sir Safety System ? La source accessible ne précise pas la norme juridique exacte soumise au contrôle du Tribunal, le grief articulé à l’encontre de la décision de l’EUIPO ni la question spécifique dont dépendait l’issue du recours. Il n’est donc pas possible de formuler, sans extrapolation, une question de droit plus circonscrite.</w:t>
-      </w:r>
-    </w:p>
-    <w:p>
-      <w:pPr>
-        <w:spacing w:after="180" w:line="300"/>
-        <w:jc w:val="both"/>
-      </w:pPr>
-      <w:r>
-        <w:t xml:space="preserve">Le raisonnement du Tribunal ne peut être analysé de manière substantielle, faute d’accès au texte de la décision. Les données institutionnelles accessibles attestent de l’existence de l’arrêt, de sa date, de sa référence, de son ECLI, de la composition juridictionnelle saisie et de son rattachement à la propriété intellectuelle. Elles ne contiennent toutefois aucun exposé des faits pertinents, aucune mention des moyens du recours, aucune réponse du Tribunal aux arguments des parties et aucune indication sur les critères juridiques appliqués. Il n’est notamment pas possible de vérifier la méthode de comparaison éventuellement retenue pour la représentation litigieuse, l’appréciation qui aurait été portée sur ses éléments caractéristiques, ni l’incidence de précédents ou de preuves versées au dossier. Dans ces conditions, une analyse du raisonnement juridique, même présentée sous forme de synthèse, ne serait pas vérifiable et contreviendrait à l’exigence de ne pas attribuer au Tribunal des motifs non accessibles.</w:t>
-      </w:r>
-    </w:p>
-    <w:p>
-      <w:pPr>
-        <w:spacing w:after="180" w:line="300"/>
-        <w:jc w:val="both"/>
-      </w:pPr>
-      <w:r>
-        <w:t xml:space="preserve">La source institutionnelle accessible confirme qu’un arrêt a été rendu le 2 septembre 2026 dans l’affaire T-376/25, ECLI:EU:T:2026:515. Elle ne permet pas de déterminer si le Tribunal a accueilli, rejeté ou déclaré irrecevable le recours, ni si la décision de l’EUIPO a été annulée, confirmée ou modifiée. Elle ne fournit pas davantage d’information sur les dépens. Le dispositif de l’arrêt doit donc être vérifié directement dans le document officiel intégral avant toute utilisation contentieuse, transactionnelle ou stratégique de cette décision.</w:t>
+        <w:keepLines/>
+        <w:spacing w:after="180" w:line="300"/>
+        <w:jc w:val="both"/>
+      </w:pPr>
+      <w:r>
+        <w:t xml:space="preserve">Par cet arrêt publié au Bulletin, la chambre commerciale, financière et économique précise les critères de répartition de compétence entre les juridictions de droit commun du contentieux commercial et celles compétentes pour connaître des actions relevant spécifiquement du droit des marques. La solution procède d’une appréciation concrète de l’objet de la demande et de la situation des droits invoqués à la date à laquelle le juge statue sur l’exception d’incompétence. La seule proximité factuelle d’un litige avec un signe antérieurement déposé à titre de marque ne suffit pas à conférer au litige la nature d’une action en matière de propriété intellectuelle.</w:t>
+      </w:r>
+    </w:p>
+    <w:p>
+      <w:pPr>
+        <w:keepLines/>
+        <w:spacing w:after="180" w:line="300"/>
+        <w:jc w:val="both"/>
+      </w:pPr>
+      <w:r>
+        <w:t xml:space="preserve">Le litige opposait la SAS Guyane pièces auto à une partie dont l’identité n’est pas précisée dans les éléments disponibles. L’action était fondée sur des faits d’usurpation alléguée de la dénomination sociale et du nom commercial de la société demanderesse et était qualifiée d’action en concurrence déloyale. La SAS Guyane pièces auto avait antérieurement déposé la marque verbale « GPA Guyane pièces auto ». Toutefois, cette marque avait fait l’objet d’un retrait total le 22 juillet 2022. Le tribunal mixte de commerce de Cayenne, saisi du litige, a rendu un jugement le 23 juin 2023 dont les dispositions ont ensuite été infirmées par la cour d’appel de Cayenne dans un arrêt du 25 novembre 2024. Saisie d’un pourvoi formé sous le n° P 25-12.118, la Cour de cassation casse et annule cet arrêt en toutes ses dispositions. Statuant sans renvoi, elle infirme également intégralement le jugement de première instance et déclare le tribunal mixte de commerce de Cayenne matériellement compétent.</w:t>
+      </w:r>
+    </w:p>
+    <w:p>
+      <w:pPr>
+        <w:keepLines/>
+        <w:spacing w:after="180" w:line="300"/>
+        <w:jc w:val="both"/>
+      </w:pPr>
+      <w:r>
+        <w:t xml:space="preserve">Les éléments vérifiés ne reproduisent pas les moyens respectivement développés devant les juges du fond ni les branches du moyen soumis à la Cour de cassation. Il ressort néanmoins de la solution que la compétence spéciale attachée au contentieux des marques était invoquée ou retenue au regard de l’existence antérieure de la marque verbale « GPA Guyane pièces auto ». À l’inverse, la qualification de concurrence déloyale était soutenue au titre de l’usurpation de signes d’identification de l’entreprise, à savoir une dénomination sociale et un nom commercial. La décision ne précise pas davantage la teneur exacte de la mesure d’interdiction sollicitée, sinon qu’elle était susceptible, en théorie, d’affecter l’exercice d’un droit de marque si un tel droit avait été en vigueur.</w:t>
+      </w:r>
+    </w:p>
+    <w:p>
+      <w:pPr>
+        <w:keepLines/>
+        <w:spacing w:after="180" w:line="300"/>
+        <w:jc w:val="both"/>
+      </w:pPr>
+      <w:r>
+        <w:t xml:space="preserve">La question soumise à la Cour de cassation était de déterminer si une action en concurrence déloyale fondée sur l’usurpation d’une dénomination sociale et d’un nom commercial devait relever de la compétence juridictionnelle propre aux litiges de propriété intellectuelle en raison de l’existence passée d’une marque portant sur un signe voisin, alors que cette marque avait été retirée avant que le tribunal statue sur l’exception d’incompétence. Il s’agissait, plus précisément, d’apprécier si l’examen de la demande impliquait l’existence ou la méconnaissance d’un droit attaché à une marque et la mise en œuvre des règles spécifiques du droit de la propriété intellectuelle.</w:t>
+      </w:r>
+    </w:p>
+    <w:p>
+      <w:pPr>
+        <w:keepLines/>
+        <w:spacing w:after="180" w:line="300"/>
+        <w:jc w:val="both"/>
+      </w:pPr>
+      <w:r>
+        <w:t xml:space="preserve">La Cour adopte un raisonnement centré sur la substance de l’action introduite et sur l’état des droits invoqués au moment pertinent de l’examen de la compétence. Elle constate qu’à la date à laquelle le tribunal mixte de commerce de Cayenne a statué sur l’exception d’incompétence, la SAS Guyane pièces auto n’était titulaire d’aucune marque en vigueur dont l’exercice pouvait être atteint par la mesure d’interdiction sollicitée. Le retrait total de la marque, intervenu le 22 juillet 2022, excluait ainsi que le litige porte sur l’exercice effectif d’un droit de marque. La Cour relève, en outre, que la demande de concurrence déloyale reposait sur l’usurpation alléguée d’une dénomination sociale et d’un nom commercial. Une telle demande n’impliquait, en l’espèce, ni l’examen de l’existence ou de la méconnaissance d’un droit attaché à une marque, ni l’application des règles spécifiques du droit de la propriété intellectuelle. La qualification juridictionnelle du litige ne pouvait donc être déduite de la seule circonstance qu’une marque avait auparavant été déposée sur un signe concerné par le différend.</w:t>
+      </w:r>
+    </w:p>
+    <w:p>
+      <w:pPr>
+        <w:keepLines/>
+        <w:spacing w:after="180" w:line="300"/>
+        <w:jc w:val="both"/>
+      </w:pPr>
+      <w:r>
+        <w:t xml:space="preserve">La Cour de cassation casse et annule en toutes ses dispositions l’arrêt rendu le 25 novembre 2024 par la cour d’appel de Cayenne. La cassation est prononcée sans renvoi. La Cour infirme en toutes ses dispositions le jugement rendu le 23 juin 2023 par le tribunal mixte de commerce de Cayenne et déclare cette juridiction matériellement compétente. La SAS Guyane pièces auto est condamnée aux dépens exposés devant le tribunal mixte de commerce de Cayenne et la cour d’appel de Cayenne. Elle est également condamnée au paiement de 1 500 euros au titre des frais irrépétibles d’appel et de 3 000 euros sur le fondement de l’article 700 du code de procédure civile.</w:t>
       </w:r>
     </w:p>
     <w:p>
@@ -283,7 +265,23 @@
         <w:t xml:space="preserve">Portée pratique. </w:t>
       </w:r>
       <w:r>
-        <w:t xml:space="preserve">Cette affaire appelle une vérification prioritaire du texte intégral de l’arrêt dès qu’il sera techniquement accessible, compte tenu de son objet relatif à la représentation d’une semelle de chaussure et de l’implication d’un titulaire particulièrement actif dans les secteurs de l’habillement et de la chaussure. À ce stade, aucune règle opérationnelle ne peut être déduite de manière certaine pour les dépôts, les actions en nullité ou les recours devant l’EUIPO. Les praticiens doivent donc s’abstenir d’en tirer une position sur la protection des éléments visuels de produits ou sur l’étendue des droits concernés. Une mise à jour devra porter sur le titre invoqué, les antériorités éventuelles, la norme appliquée par le Tribunal, le sort réservé au recours et les enseignements concrets pour la définition graphique de l’objet protégé.</w:t>
+        <w:t xml:space="preserve">L’arrêt rappelle que la compétence ne dépend pas d’une qualification abstraite des signes en présence ni de l’existence historique d’un dépôt de marque. Elle suppose que le litige soumis au juge appelle effectivement l’examen d’un droit de marque en vigueur ou la mise en œuvre de règles propres au droit de la propriété intellectuelle. Lorsqu’une action est exclusivement fondée sur l’atteinte alléguée à une dénomination sociale ou à un nom commercial, et qu’aucune marque en vigueur n’est susceptible d’être affectée par la mesure demandée, elle relève de la compétence de la juridiction commerciale. La décision invite ainsi à distinguer avec rigueur, dès la rédaction des prétentions et l’examen des exceptions de procédure, les actions fondées sur des droits privatifs de propriété intellectuelle de celles qui reposent sur les signes distinctifs non enregistrés de l’entreprise.</w:t>
+      </w:r>
+    </w:p>
+    <w:p>
+      <w:pPr>
+        <w:pStyle w:val="Heading1"/>
+        <w:pBdr>
+          <w:bottom w:val="single" w:color="222222" w:sz="6" w:space="6"/>
+        </w:pBdr>
+        <w:spacing w:after="180" w:before="300"/>
+      </w:pPr>
+      <w:r>
+        <w:rPr>
+          <w:b/>
+          <w:bCs/>
+        </w:rPr>
+        <w:t xml:space="preserve">ACTUALITÉS</w:t>
       </w:r>
     </w:p>
     <w:p>
@@ -296,93 +294,96 @@
         <w:rPr>
           <w:b/>
           <w:bCs/>
-          <w:u w:val="single"/>
-        </w:rPr>
-        <w:t xml:space="preserve">Marques, combinaisons de couleurs : Le Tribunal rend deux arrêts relatifs à la protection de combinaisons de couleurs</w:t>
-      </w:r>
-    </w:p>
-    <w:p>
-      <w:pPr>
+          <w:color w:val="1F4E79"/>
+        </w:rPr>
+        <w:t xml:space="preserve">WIPO Pearl API for Terminology Now Available in a New Platform</w:t>
+      </w:r>
+    </w:p>
+    <w:p>
+      <w:pPr>
+        <w:keepNext/>
         <w:spacing w:after="240"/>
       </w:pPr>
-      <w:hyperlink w:history="1" r:id="rIdyvbe7_2iutvnn8digi9x1">
+      <w:hyperlink w:history="1" r:id="rId0a_wtdnh9zs6l7g2tya_u">
         <w:r>
           <w:rPr>
             <w:color w:val="507D82"/>
             <w:u w:val="single"/>
           </w:rPr>
-          <w:t xml:space="preserve">Tribunal de l’Union européenne, deuxième chambre, 2 septembre 2026, Olymp Bezner contre EUIPO, affaires T-834/25 et T-835/25, ECLI:EU:T:2026:509 et ECLI:EU:T:2026:510, 2026-09-02</w:t>
+          <w:t xml:space="preserve">OMPI, actualité du 4 septembre 2026, 2026-09-04</w:t>
         </w:r>
       </w:hyperlink>
     </w:p>
     <w:p>
       <w:pPr>
-        <w:spacing w:after="220"/>
-        <w:jc w:val="both"/>
-      </w:pPr>
-      <w:r>
-        <w:rPr>
-          <w:b/>
-          <w:bCs/>
-          <w:i/>
-          <w:iCs/>
-          <w:color w:val="C55A11"/>
-        </w:rPr>
-        <w:t xml:space="preserve">Attention : les informations présentées dans cette section doivent être vérifiées, l’accès à la source étant incomplet, limité ou restreint.</w:t>
-      </w:r>
-    </w:p>
-    <w:p>
-      <w:pPr>
-        <w:spacing w:after="180" w:line="300"/>
-        <w:jc w:val="both"/>
-      </w:pPr>
-      <w:r>
-        <w:t xml:space="preserve">Le 2 septembre 2026, le Tribunal de l’Union européenne a rendu deux arrêts dans les affaires T-834/25 et T-835/25, opposant Olymp Bezner à l’Office de l’Union européenne pour la propriété intellectuelle. Les intitulés publiés par Curia rattachent ces affaires, respectivement, à une combinaison des trois couleurs blanc, bleu foncé et bleu, et à la représentation de cette combinaison. Les deux recours, traités par la deuxième chambre du Tribunal, s’inscrivent ainsi dans le contentieux de la représentation et de la protection des marques de couleur. Toutefois, le texte intégral des arrêts n’a pas été accessible lors de la consultation de la source institutionnelle. Il n’est donc pas possible de restituer avec certitude les faits propres à chaque affaire, les décisions de l’EUIPO attaquées, les moyens présentés par la requérante, ni le dispositif adopté par le Tribunal.</w:t>
-      </w:r>
-    </w:p>
-    <w:p>
-      <w:pPr>
-        <w:spacing w:after="180" w:line="300"/>
-        <w:jc w:val="both"/>
-      </w:pPr>
-      <w:r>
-        <w:t xml:space="preserve">Les seules données institutionnelles accessibles permettent d’établir que les deux affaires ont été jugées le 2 septembre 2026 par la deuxième chambre du Tribunal et qu’elles opposent Olymp Bezner à l’EUIPO. L’affaire T-834/25 est identifiée par l’intitulé relatif à une combinaison des trois couleurs blanc, bleu foncé et bleu. L’affaire T-835/25 est identifiée par un intitulé relatif à la représentation de cette même combinaison de couleurs. Les références ECLI respectives sont ECLI:EU:T:2026:509 et ECLI:EU:T:2026:510. Aucun élément consultable ne précise la nature exacte de la procédure administrative antérieure devant l’EUIPO, l’identité de la chambre de recours ayant statué, les produits ou services concernés, la date et le contenu des décisions attaquées, ni les caractéristiques graphiques ou chromatiques exactes des signes en cause. Ces données ne sauraient être reconstituées à partir des seuls intitulés des affaires.</w:t>
-      </w:r>
-    </w:p>
-    <w:p>
-      <w:pPr>
-        <w:spacing w:after="180" w:line="300"/>
-        <w:jc w:val="both"/>
-      </w:pPr>
-      <w:r>
-        <w:t xml:space="preserve">La source accessible identifie Olymp Bezner comme partie requérante et l’EUIPO comme partie défenderesse. Elle ne reproduit pas les écritures des parties, les moyens invoqués devant le Tribunal, ni les réponses de l’EUIPO. Il n’est notamment pas possible de déterminer si les recours portaient sur l’application des exigences de représentation claire et précise du signe, sur le caractère distinctif intrinsèque ou acquis par l’usage, sur l’étendue de la protection revendiquée, ou sur toute autre condition de validité ou d’enregistrement d’une marque de l’Union européenne. De même, il n’est pas précisé si les deux affaires concernaient un même signe soumis sous deux modalités de représentation distinctes, ou deux demandes ou enregistrements différents. Toute qualification plus précise des thèses respectivement défendues excéderait les informations effectivement vérifiables.</w:t>
-      </w:r>
-    </w:p>
-    <w:p>
-      <w:pPr>
-        <w:spacing w:after="180" w:line="300"/>
-        <w:jc w:val="both"/>
-      </w:pPr>
-      <w:r>
-        <w:t xml:space="preserve">Au regard des seuls intitulés publiés, les affaires semblent soulever des questions relatives à la combinaison de couleurs blanc, bleu foncé et bleu ainsi qu’à sa représentation. La question de droit exacte n’est cependant pas précisée dans la source accessible. Il ne peut donc être affirmé que le Tribunal ait été saisi d’une question déterminée relative aux conditions de représentation d’une marque de couleur, à la délimitation de son objet de protection ou à son aptitude à distinguer l’origine commerciale des produits ou services. La formulation précise de la question de droit requiert la consultation du texte des arrêts ou, à tout le moins, des informations procédurales complètes publiées par la juridiction.</w:t>
-      </w:r>
-    </w:p>
-    <w:p>
-      <w:pPr>
-        <w:spacing w:after="180" w:line="300"/>
-        <w:jc w:val="both"/>
-      </w:pPr>
-      <w:r>
-        <w:t xml:space="preserve">Le raisonnement du Tribunal ne peut être analysé sur une base vérifiable en l’absence d’accès au texte intégral des décisions. La publication institutionnelle accessible confirme l’existence des deux jugements, leur date, leur formation de jugement, leur numérotation et leur rattachement thématique à la combinaison de blanc, bleu foncé et bleu. Elle ne contient en revanche aucun motif, aucune référence aux dispositions appliquées, aucune indication sur les critères d’appréciation retenus, ni aucun passage permettant d’identifier le contrôle exercé par le Tribunal sur les décisions de l’EUIPO. Il n’est dès lors pas possible d’exposer les étapes du raisonnement juridictionnel sans risquer d’attribuer au Tribunal des considérations non vérifiées. Une analyse complète devra être établie après obtention des versions intégrales des arrêts ECLI:EU:T:2026:509 et ECLI:EU:T:2026:510.</w:t>
-      </w:r>
-    </w:p>
-    <w:p>
-      <w:pPr>
-        <w:spacing w:after="180" w:line="300"/>
-        <w:jc w:val="both"/>
-      </w:pPr>
-      <w:r>
-        <w:t xml:space="preserve">La source institutionnelle consultée établit que deux arrêts ont été rendus le 2 septembre 2026 dans les affaires T-834/25 et T-835/25. Le résultat de chacun des recours n’est pas précisé dans les informations accessibles. Il ne peut donc être indiqué si le Tribunal a accueilli, rejeté ou déclaré irrecevable les recours d’Olymp Bezner, ni s’il a annulé, confirmé ou modifié les décisions de l’EUIPO. Le dispositif, y compris l’éventuelle répartition des dépens, n’est pas accessible et doit être vérifié dans les textes authentiques des décisions.</w:t>
+        <w:keepLines/>
+        <w:spacing w:after="180" w:line="300"/>
+        <w:jc w:val="both"/>
+      </w:pPr>
+      <w:r>
+        <w:rPr>
+          <w:b/>
+          <w:bCs/>
+          <w:color w:val="1F4E79"/>
+        </w:rPr>
+        <w:t xml:space="preserve">Contexte. </w:t>
+      </w:r>
+      <w:r>
+        <w:t xml:space="preserve">L’Organisation Mondiale de la Propriété Intellectuelle annonce que l’interface de programmation applicative de sa base terminologique WIPO Pearl est désormais accessible par l’intermédiaire du WIPO Business Partner Portal. Cette évolution concerne les modalités d’accès à un outil numérique consacré à la terminologie scientifique, technique et juridique de la propriété intellectuelle. L’API, lancée en 2021, permet à des logiciels tiers de se connecter automatiquement à WIPO Pearl et d’exploiter certaines de ses données et fonctionnalités sans consultation directe du site de la base.</w:t>
+      </w:r>
+    </w:p>
+    <w:p>
+      <w:pPr>
+        <w:keepLines/>
+        <w:spacing w:after="180" w:line="300"/>
+        <w:jc w:val="both"/>
+      </w:pPr>
+      <w:r>
+        <w:rPr>
+          <w:b/>
+          <w:bCs/>
+          <w:color w:val="1F4E79"/>
+        </w:rPr>
+        <w:t xml:space="preserve">Fondement et champ d’application. </w:t>
+      </w:r>
+      <w:r>
+        <w:t xml:space="preserve">L’actualité revêt un caractère informationnel et ne précise aucun fondement normatif, ni aucune modification des règles substantielles applicables aux brevets ou au système du PCT. Son champ porte sur l’accès technique à la base WIPO Pearl, laquelle comprend plus de 285 000 termes en arabe, chinois, anglais, français, allemand, japonais, coréen, portugais, russe et espagnol. Ces termes sont répartis entre 29 domaines thématiques.</w:t>
+      </w:r>
+    </w:p>
+    <w:p>
+      <w:pPr>
+        <w:keepLines/>
+        <w:spacing w:after="180" w:line="300"/>
+        <w:jc w:val="both"/>
+      </w:pPr>
+      <w:r>
+        <w:rPr>
+          <w:b/>
+          <w:bCs/>
+          <w:color w:val="1F4E79"/>
+        </w:rPr>
+        <w:t xml:space="preserve">Principales dispositions. </w:t>
+      </w:r>
+      <w:r>
+        <w:t xml:space="preserve">L’API permet d’effectuer des recherches terminologiques dans un maximum de dix langues et d’identifier, à partir d’un terme recherché dans une langue, ses équivalents dans neuf autres langues. Elle permet également d’interroger l’ensemble des enregistrements ou de limiter la recherche à des domaines thématiques déterminés. Pour chaque résultat, l’accès à la fiche intégrale est possible au moyen de l’identifiant de l’enregistrement. Cette fiche comporte notamment un contexte définitoire, la source du terme et un indice de fiabilité. L’OMPI précise toutefois que l’API ne reproduit pas l’ensemble des fonctionnalités disponibles sur le site WIPO Pearl, notamment les cartes conceptuelles, la recherche par chemin conceptuel, la recherche d’images et la recherche dans PATENTSCOPE.</w:t>
+      </w:r>
+    </w:p>
+    <w:p>
+      <w:pPr>
+        <w:keepLines/>
+        <w:spacing w:after="180" w:line="300"/>
+        <w:jc w:val="both"/>
+      </w:pPr>
+      <w:r>
+        <w:rPr>
+          <w:b/>
+          <w:bCs/>
+          <w:color w:val="1F4E79"/>
+        </w:rPr>
+        <w:t xml:space="preserve">Mise en œuvre. </w:t>
+      </w:r>
+      <w:r>
+        <w:t xml:space="preserve">La disponibilité de l’API sur le WIPO Business Partner Portal est annoncée le 4 septembre 2026. L’abonnement est gratuit. Une phase d’essai, soumise à un nombre limité de requêtes, est ouverte sans abonnement préalable. À l’issue de cet essai, une demande d’abonnement peut être déposée afin de bénéficier de plafonds d’utilisation plus élevés. Aucun autre calendrier de déploiement n’est précisé.</w:t>
       </w:r>
     </w:p>
     <w:p>
@@ -402,245 +403,7 @@
         <w:t xml:space="preserve">Portée pratique. </w:t>
       </w:r>
       <w:r>
-        <w:t xml:space="preserve">Ces deux affaires appellent une attention particulière pour les titulaires et déposants de signes constitués de combinaisons de couleurs, dès lors que leurs intitulés portent à la fois sur la combinaison chromatique elle-même et sur sa représentation. À ce stade, aucune règle opérationnelle ne peut néanmoins être déduite de manière fiable des arrêts, faute d’accès à leurs motifs et à leur dispositif. La veille devra être complétée par la consultation des décisions intégrales, afin d’identifier la portée exacte retenue par le Tribunal concernant la désignation du signe, les éléments de représentation examinés et, le cas échéant, les conséquences sur les pratiques de dépôt et de gestion des portefeuilles de marques de couleur.</w:t>
-      </w:r>
-    </w:p>
-    <w:p>
-      <w:pPr>
-        <w:pStyle w:val="Heading2"/>
-        <w:keepNext/>
-        <w:spacing w:after="100" w:before="180"/>
-      </w:pPr>
-      <w:r>
-        <w:rPr>
-          <w:b/>
-          <w:bCs/>
-          <w:u w:val="single"/>
-        </w:rPr>
-        <w:t xml:space="preserve">Marques et concurrence déloyale : La compétence exclusive du tribunal judiciaire en matière de marques ne s’étend pas à toute action en concurrence déloyale</w:t>
-      </w:r>
-    </w:p>
-    <w:p>
-      <w:pPr>
-        <w:spacing w:after="240"/>
-      </w:pPr>
-      <w:hyperlink w:history="1" r:id="rIdrewixaqp1-zsrxrgi09v2">
-        <w:r>
-          <w:rPr>
-            <w:color w:val="507D82"/>
-            <w:u w:val="single"/>
-          </w:rPr>
-          <w:t xml:space="preserve">Cour de cassation, chambre commerciale, financière et économique, 2 septembre 2026, n° 25-12.118, arrêt n° 411 F-B, ECLI:FR:CCASS:2026:CO00411, 2026-09-02</w:t>
-        </w:r>
-      </w:hyperlink>
-    </w:p>
-    <w:p>
-      <w:pPr>
-        <w:spacing w:after="180" w:line="300"/>
-        <w:jc w:val="both"/>
-      </w:pPr>
-      <w:r>
-        <w:t xml:space="preserve">Par cet arrêt publié au Bulletin, la chambre commerciale précise les limites de la compétence exclusive conférée aux tribunaux judiciaires spécialement désignés en matière de marques par l’article L. 716-5, II, du code de la propriété intellectuelle. La seule circonstance qu’un signe invoqué dans une action en concurrence déloyale ait fait l’objet d’un dépôt de marque ne suffit pas à faire relever le litige de cette compétence spéciale. Encore faut-il que la demande implique effectivement l’examen de l’existence ou de la méconnaissance d’un droit attaché à une marque, ou la mise en œuvre des règles propres au droit de la propriété intellectuelle.</w:t>
-      </w:r>
-    </w:p>
-    <w:p>
-      <w:pPr>
-        <w:spacing w:after="180" w:line="300"/>
-        <w:jc w:val="both"/>
-      </w:pPr>
-      <w:r>
-        <w:t xml:space="preserve">Une SARL Guyane pièces auto a assigné une SAS portant la même dénomination devant le tribunal mixte de commerce de Cayenne, sur le fondement de la concurrence déloyale. Elle reprochait à la défenderesse l’usurpation de sa dénomination sociale et de son nom commercial. La SAS a opposé l’incompétence matérielle du tribunal mixte de commerce au profit du tribunal judiciaire de Fort-de-France, en faisant valoir que le signe « GPA Guyane pièces auto » avait été déposé à titre de marque auprès de l’Institut national de la propriété industrielle. Le tribunal mixte de commerce de Cayenne a accueilli cette exception par jugement du 23 juin 2023. La cour d’appel de Cayenne a confirmé cette décision par arrêt du 25 novembre 2024. La SARL demanderesse a formé un pourvoi contre cet arrêt sur compétence.</w:t>
-      </w:r>
-    </w:p>
-    <w:p>
-      <w:pPr>
-        <w:spacing w:after="180" w:line="300"/>
-        <w:jc w:val="both"/>
-      </w:pPr>
-      <w:r>
-        <w:t xml:space="preserve">Dans la branche du moyen retenue, la SARL soutenait que le retrait total de la demande de marque « GPA Guyane pièces auto », intervenu le 22 juillet 2022, empêchait que l’action en concurrence déloyale implique l’examen d’un droit de marque. Elle en déduisait que la juridiction saisie n’avait pas à mettre en œuvre les règles spécifiques du droit des marques et que la compétence exclusive du tribunal judiciaire ne pouvait être retenue. La SAS avait initialement fondé son exception sur le dépôt du signe litigieux comme marque et sur l’incidence que l’interdiction sollicitée aurait, selon elle, sur l’usage de ce signe.</w:t>
-      </w:r>
-    </w:p>
-    <w:p>
-      <w:pPr>
-        <w:spacing w:after="180" w:line="300"/>
-        <w:jc w:val="both"/>
-      </w:pPr>
-      <w:r>
-        <w:t xml:space="preserve">Une demande fondée exclusivement sur l’article 1240 du code civil, tendant à faire cesser l’usurpation d’une dénomination sociale, relève-t-elle de la compétence exclusive du tribunal judiciaire en matière de marques lorsque cette dénomination a fait l’objet d’un dépôt de marque, mais que la demande de marque a été totalement retirée avant que la juridiction statue sur l’exception d’incompétence ?</w:t>
-      </w:r>
-    </w:p>
-    <w:p>
-      <w:pPr>
-        <w:spacing w:after="180" w:line="300"/>
-        <w:jc w:val="both"/>
-      </w:pPr>
-      <w:r>
-        <w:t xml:space="preserve">La Cour vise l’article L. 716-5, II, du code de la propriété intellectuelle, selon lequel les actions civiles et demandes relatives aux marques, y compris lorsqu’elles portent également sur une question connexe de concurrence déloyale, sont exclusivement portées devant les tribunaux judiciaires déterminés par voie réglementaire. Elle relève que la cour d’appel avait constaté, d’une part, que l’action visait l’utilisation de la dénomination sociale « Guyane pièces auto » et, d’autre part, que la demande de marque déposée par la SAS avait fait l’objet d’un retrait total. Or, à la date à laquelle le tribunal mixte de commerce avait statué sur l’exception, la SAS n’était titulaire d’aucune marque en vigueur susceptible d’être affectée par l’interdiction demandée. Il en résultait que l’action en concurrence déloyale pour usurpation de dénomination sociale n’impliquait ni examen de l’existence ou de la méconnaissance d’un droit attaché à une marque, ni mise en œuvre des règles particulières du droit de la propriété intellectuelle. La cour d’appel avait donc fait une fausse application de l’article L. 716-5, II. La Cour de cassation statue ensuite au fond, dans l’intérêt d’une bonne administration de la justice, sur le fondement des articles L. 411-3 du code de l’organisation judiciaire et 627 du code de procédure civile.</w:t>
-      </w:r>
-    </w:p>
-    <w:p>
-      <w:pPr>
-        <w:spacing w:after="180" w:line="300"/>
-        <w:jc w:val="both"/>
-      </w:pPr>
-      <w:r>
-        <w:t xml:space="preserve">La Cour de cassation casse et annule l’arrêt de la cour d’appel de Cayenne en toutes ses dispositions, sans renvoi. Elle infirme également le jugement du tribunal mixte de commerce de Cayenne du 23 juin 2023 et déclare cette juridiction matériellement compétente. Elle constate que l’action avait été engagée sur le seul fondement de l’article 1240 du code civil et que les demandes ne nécessitaient pas de statuer sur la validité ou la contrefaçon d’une marque. La SAS est condamnée aux dépens, y compris ceux exposés devant les juridictions du fond, ainsi qu’au paiement de 1 500 euros au titre des frais irrépétibles d’appel et de 3 000 euros sur le fondement de l’article 700 du code de procédure civile.</w:t>
-      </w:r>
-    </w:p>
-    <w:p>
-      <w:pPr>
-        <w:pBdr>
-          <w:left w:val="single" w:color="507D82" w:sz="10" w:space="8"/>
-        </w:pBdr>
-        <w:spacing w:after="260" w:before="80"/>
-        <w:ind w:left="180"/>
-        <w:jc w:val="both"/>
-      </w:pPr>
-      <w:r>
-        <w:rPr>
-          <w:b/>
-          <w:bCs/>
-        </w:rPr>
-        <w:t xml:space="preserve">Portée pratique. </w:t>
-      </w:r>
-      <w:r>
-        <w:t xml:space="preserve">L’arrêt impose une analyse concrète de l’objet des demandes et de l’état des droits invoqués à la date d’examen de l’exception de procédure. La compétence spéciale en matière de marques ne résulte pas d’un simple arrière-plan factuel ou historique de propriété industrielle. Elle suppose que la solution du litige commande effectivement d’apprécier un droit de marque ou d’appliquer les règles du code de la propriété intellectuelle. Les demandeurs doivent donc veiller à qualifier avec précision le fondement et l’objet de leurs prétentions. Les défendeurs ne peuvent, symétriquement, obtenir le dessaisissement de la juridiction commerciale par la seule invocation d’un dépôt de marque retiré et dépourvu d’effet au moment où la compétence est appréciée. La décision distingue ainsi l’action autonome en concurrence déloyale, fondée sur l’usurpation d’un signe distinctif non protégé par une marque en vigueur, de l’action qui, sous cette qualification, mettrait en réalité en cause l’existence, la portée, la validité ou la violation d’un droit de marque.</w:t>
-      </w:r>
-    </w:p>
-    <w:p>
-      <w:pPr>
-        <w:pStyle w:val="Heading1"/>
-        <w:pBdr>
-          <w:bottom w:val="single" w:color="222222" w:sz="6" w:space="6"/>
-        </w:pBdr>
-        <w:spacing w:after="180" w:before="300"/>
-      </w:pPr>
-      <w:r>
-        <w:rPr>
-          <w:b/>
-          <w:bCs/>
-        </w:rPr>
-        <w:t xml:space="preserve">ACTUALITÉS</w:t>
-      </w:r>
-    </w:p>
-    <w:p>
-      <w:pPr>
-        <w:pStyle w:val="Heading2"/>
-        <w:keepNext/>
-        <w:spacing w:after="100" w:before="180"/>
-      </w:pPr>
-      <w:r>
-        <w:rPr>
-          <w:b/>
-          <w:bCs/>
-          <w:u w:val="single"/>
-        </w:rPr>
-        <w:t xml:space="preserve">L’EUIPO adopte une décision relative aux audits des décisions et aux contrôles qualité associés</w:t>
-      </w:r>
-    </w:p>
-    <w:p>
-      <w:pPr>
-        <w:spacing w:after="240"/>
-      </w:pPr>
-      <w:hyperlink w:history="1" r:id="rIdrbtpnpg0jtai3c0xy99ef">
-        <w:r>
-          <w:rPr>
-            <w:color w:val="507D82"/>
-            <w:u w:val="single"/>
-          </w:rPr>
-          <w:t xml:space="preserve">EUIPO, Decision No ADM 26 26, 2026-09-01</w:t>
-        </w:r>
-      </w:hyperlink>
-    </w:p>
-    <w:p>
-      <w:pPr>
-        <w:spacing w:after="220"/>
-        <w:jc w:val="both"/>
-      </w:pPr>
-      <w:r>
-        <w:rPr>
-          <w:b/>
-          <w:bCs/>
-          <w:i/>
-          <w:iCs/>
-          <w:color w:val="C55A11"/>
-        </w:rPr>
-        <w:t xml:space="preserve">Attention : les informations présentées dans cette section doivent être vérifiées, l’accès à la source étant incomplet, limité ou restreint.</w:t>
-      </w:r>
-    </w:p>
-    <w:p>
-      <w:pPr>
-        <w:spacing w:after="180" w:line="300"/>
-        <w:jc w:val="both"/>
-      </w:pPr>
-      <w:r>
-        <w:t xml:space="preserve">L’EUIPO a inscrit à son Journal officiel du 1er septembre 2026 la décision n° ADM 26 26, intitulée « Decision No ADM 26 26 on IP Decision Audits and Related Quality Controls ». Cette publication intervient dans la période de veille considérée, comprise entre le 31 août et le 6 septembre 2026 inclus. Elle atteste de l’adoption, au sein de l’Office, d’un instrument administratif expressément consacré aux audits de décisions en matière de propriété intellectuelle et aux dispositifs de contrôle qualité qui leur sont associés.</w:t>
-      </w:r>
-    </w:p>
-    <w:p>
-      <w:pPr>
-        <w:spacing w:after="180" w:line="300"/>
-        <w:jc w:val="both"/>
-      </w:pPr>
-      <w:r>
-        <w:t xml:space="preserve">La publication institutionnelle accessible identifie la décision par son numéro et son intitulé, dans la rubrique de septembre 2026 du Journal officiel de l’EUIPO. Elle ne permet pas, en l’état des éléments effectivement accessibles, de déterminer la date de signature de l’acte, son auteur précis, son fondement juridique, son champ matériel exact, ses destinataires, sa date d’entrée en vigueur ou l’existence éventuelle d’un acte antérieur abrogé ou modifié. Le document primaire, pourtant annoncé sous la forme d’un fichier joint au Journal officiel, n’a pas pu être consulté intégralement.</w:t>
-      </w:r>
-    </w:p>
-    <w:p>
-      <w:pPr>
-        <w:spacing w:after="180" w:line="300"/>
-        <w:jc w:val="both"/>
-      </w:pPr>
-      <w:r>
-        <w:t xml:space="preserve">Sans objet. La décision recensée constitue un acte administratif de l’EUIPO et non une décision contentieuse opposant des parties. Les informations accessibles ne font état d’aucune consultation, observation, position institutionnelle ou argumentation préalable ayant accompagné son adoption.</w:t>
-      </w:r>
-    </w:p>
-    <w:p>
-      <w:pPr>
-        <w:spacing w:after="180" w:line="300"/>
-        <w:jc w:val="both"/>
-      </w:pPr>
-      <w:r>
-        <w:t xml:space="preserve">Sans objet au sens contentieux. L’objet vérifiable de l’acte consiste à encadrer les audits portant sur des décisions de propriété intellectuelle ainsi que les contrôles qualité connexes. Les modalités de cet encadrement ne sont pas précisées dans l’extrait institutionnel accessible.</w:t>
-      </w:r>
-    </w:p>
-    <w:p>
-      <w:pPr>
-        <w:spacing w:after="180" w:line="300"/>
-        <w:jc w:val="both"/>
-      </w:pPr>
-      <w:r>
-        <w:t xml:space="preserve">Le seul contenu vérifiable est l’intitulé officiel de la décision, qui relie les audits de décisions de propriété intellectuelle aux contrôles qualité associés. Il n’est pas possible d’identifier, sans accès au texte intégral, les catégories de décisions auditées, la méthode d’échantillonnage, les critères d’évaluation, les organes compétents, les règles de traitement des constats, les mesures correctrices ou les garanties éventuellement prévues. Il ne peut davantage être affirmé que la décision organise une procédure nouvelle, codifie une pratique existante ou modifie un dispositif antérieur.</w:t>
-      </w:r>
-    </w:p>
-    <w:p>
-      <w:pPr>
-        <w:spacing w:after="180" w:line="300"/>
-        <w:jc w:val="both"/>
-      </w:pPr>
-      <w:r>
-        <w:t xml:space="preserve">La décision n° ADM 26 26 a été publiée au Journal officiel de l’EUIPO le 1er septembre 2026. Son existence et son objet général, relatif aux audits des décisions et aux contrôles qualité associés, sont ainsi établis. Les effets juridiques et opérationnels précis de l’acte ne sont pas vérifiables faute d’accès au document primaire complet.</w:t>
-      </w:r>
-    </w:p>
-    <w:p>
-      <w:pPr>
-        <w:pBdr>
-          <w:left w:val="single" w:color="507D82" w:sz="10" w:space="8"/>
-        </w:pBdr>
-        <w:spacing w:after="260" w:before="80"/>
-        <w:ind w:left="180"/>
-        <w:jc w:val="both"/>
-      </w:pPr>
-      <w:r>
-        <w:rPr>
-          <w:b/>
-          <w:bCs/>
-        </w:rPr>
-        <w:t xml:space="preserve">Portée pratique. </w:t>
-      </w:r>
-      <w:r>
-        <w:t xml:space="preserve">Cette publication appelle une vigilance particulière pour les titulaires de droits, conseils et utilisateurs des procédures EUIPO, dès lors qu’elle semble concerner les mécanismes internes ou institutionnels d’appréciation de la qualité des décisions. À ce stade, aucune conséquence procédurale concrète ne peut être retenue avec certitude. Une analyse complémentaire devra être menée dès la mise à disposition du texte intégral, notamment afin de vérifier son champ d’application, ses modalités d’exécution et sa date d’effet.</w:t>
+        <w:t xml:space="preserve">Cette mise à disposition offre aux utilisateurs la possibilité d’intégrer, dans des environnements logiciels tiers, des recherches portant sur une terminologie validée relative à la propriété intellectuelle. Elle présente un intérêt particulier pour les travaux nécessitant l’identification d’équivalents terminologiques fiables dans plusieurs langues, ainsi que pour l’accès structuré aux informations associées à chaque terme. Pour les offices de propriété intellectuelle et les cabinets spécialisés, l’OMPI indique que l’outil peut notamment soutenir les opérations d’identification de l’état de la technique. L’utilisation de l’API demeure circonscrite aux fonctionnalités effectivement accessibles par cette interface.</w:t>
       </w:r>
     </w:p>
     <w:p>
@@ -655,13 +418,13 @@
           <w:sz w:val="18"/>
           <w:szCs w:val="18"/>
         </w:rPr>
-        <w:t xml:space="preserve">Cette sélection retient cinq publications officielles intervenues durant la semaine. Elle privilégie les décisions directement accessibles du Tribunal de l’Union européenne, de la Cour de cassation et de l’EUIPO. Aucun contenu suffisamment substantiel et directement vérifiable n’a été identifié durant la période en matière de brevets ou de droit d’auteur.</w:t>
+        <w:t xml:space="preserve">La sélection privilégie les décisions et communications institutionnelles publiées au cours de la semaine, en recherchant un équilibre entre marques, dessins ou modèles, systèmes internationaux de propriété intellectuelle et enjeux numériques liés à l’intelligence artificielle. Un sujet issu d’une alerte Google est retenu à titre de piste spécialisée, sous réserve de la vérification ultérieure de sa source primaire. Aucun contenu provenant de Légifrance, de l’OEB, du CSPLA, du Sénat ou de Dreyfus &amp; Associés n’a été retenu, faute de publication récente et suffisamment vérifiable.</w:t>
       </w:r>
     </w:p>
     <w:sectPr>
       <w:footerReference w:type="default" r:id="rId7"/>
       <w:pgSz w:w="11906" w:h="16838" w:orient="portrait"/>
-      <w:pgMar w:top="1020" w:right="1020" w:bottom="900" w:left="1020" w:header="708" w:footer="708" w:gutter="0"/>
+      <w:pgMar w:top="1020" w:right="1020" w:bottom="1020" w:left="1020" w:header="708" w:footer="708" w:gutter="0"/>
       <w:pgNumType/>
       <w:docGrid w:linePitch="360"/>
     </w:sectPr>

--- a/public/reports/veille-2026-09-06.docx
+++ b/public/reports/veille-2026-09-06.docx
@@ -29,7 +29,7 @@
           <w:sz w:val="22"/>
           <w:szCs w:val="22"/>
         </w:rPr>
-        <w:t xml:space="preserve">2026-08-31 au 2026-09-06</w:t>
+        <w:t xml:space="preserve">Du 31 août au 6 septembre 2026</w:t>
       </w:r>
     </w:p>
     <w:p>
@@ -60,7 +60,1242 @@
           <w:bCs/>
           <w:color w:val="1F4E79"/>
         </w:rPr>
-        <w:t xml:space="preserve">Marques, compétence juridictionnelle et concurrence déloyale : Stratio Big Data v EUIPO, Stra (stratio)</w:t>
+        <w:t xml:space="preserve">Marques de l’Union européenne : Arrêt dans l’affaire T-49/24, Stratio Big Data / EUIPO, Stra, concernant la marque de l’Union européenne « stratio »</w:t>
+      </w:r>
+    </w:p>
+    <w:tbl>
+      <w:tblPr>
+        <w:tblW w:type="dxa" w:w="9866"/>
+        <w:tblBorders>
+          <w:top w:val="none" w:color="FFFFFF" w:sz="0"/>
+          <w:left w:val="none" w:color="FFFFFF" w:sz="0"/>
+          <w:bottom w:val="none" w:color="FFFFFF" w:sz="0"/>
+          <w:right w:val="none" w:color="FFFFFF" w:sz="0"/>
+          <w:insideH w:val="none" w:color="FFFFFF" w:sz="0"/>
+          <w:insideV w:val="none" w:color="FFFFFF" w:sz="0"/>
+        </w:tblBorders>
+      </w:tblPr>
+      <w:tblGrid>
+        <w:gridCol w:w="9866"/>
+      </w:tblGrid>
+      <w:tr>
+        <w:tc>
+          <w:tcPr>
+            <w:tcW w:type="dxa" w:w="9866"/>
+            <w:tcBorders>
+              <w:top w:val="single" w:color="7F7F7F" w:sz="6"/>
+              <w:left w:val="single" w:color="7F7F7F" w:sz="6"/>
+              <w:bottom w:val="none" w:color="FFFFFF" w:sz="0"/>
+              <w:right w:val="single" w:color="7F7F7F" w:sz="6"/>
+            </w:tcBorders>
+            <w:tcMar>
+              <w:top w:type="dxa" w:w="120"/>
+              <w:left w:type="dxa" w:w="180"/>
+              <w:bottom w:type="dxa" w:w="20"/>
+              <w:right w:type="dxa" w:w="180"/>
+            </w:tcMar>
+          </w:tcPr>
+          <w:p>
+            <w:pPr>
+              <w:keepNext/>
+              <w:spacing w:after="240"/>
+            </w:pPr>
+            <w:hyperlink w:history="1" r:id="rIdjlcny7s4fvzcqcvmzt5y7">
+              <w:r>
+                <w:rPr>
+                  <w:color w:val="507D82"/>
+                  <w:u w:val="single"/>
+                </w:rPr>
+                <w:t xml:space="preserve">Tribunal de l’Union européenne, affaire T-49/24, arrêt du 2 septembre 2026, 2 septembre 2026</w:t>
+              </w:r>
+            </w:hyperlink>
+          </w:p>
+        </w:tc>
+      </w:tr>
+      <w:tr>
+        <w:tc>
+          <w:tcPr>
+            <w:tcW w:type="dxa" w:w="9866"/>
+            <w:tcBorders>
+              <w:top w:val="none" w:color="FFFFFF" w:sz="0"/>
+              <w:left w:val="single" w:color="7F7F7F" w:sz="6"/>
+              <w:bottom w:val="none" w:color="FFFFFF" w:sz="0"/>
+              <w:right w:val="single" w:color="7F7F7F" w:sz="6"/>
+            </w:tcBorders>
+            <w:tcMar>
+              <w:top w:type="dxa" w:w="20"/>
+              <w:left w:type="dxa" w:w="180"/>
+              <w:bottom w:type="dxa" w:w="20"/>
+              <w:right w:type="dxa" w:w="180"/>
+            </w:tcMar>
+          </w:tcPr>
+          <w:p>
+            <w:pPr>
+              <w:keepLines/>
+              <w:spacing w:after="130" w:line="276"/>
+              <w:jc w:val="both"/>
+            </w:pPr>
+            <w:r>
+              <w:t xml:space="preserve">Par cet arrêt, le Tribunal précise les conséquences de l’absence de communication effective des traductions d’éléments de preuve dans une procédure inter partes de déchéance pour défaut d’usage sérieux. L’EUIPO ne peut fonder sa décision sur des preuves au sujet desquelles une partie n’a pas été mise en mesure de présenter utilement ses observations, lorsque cette carence résulte d’un incident technique affectant son système de gestion documentaire.</w:t>
+            </w:r>
+          </w:p>
+        </w:tc>
+      </w:tr>
+      <w:tr>
+        <w:tc>
+          <w:tcPr>
+            <w:tcW w:type="dxa" w:w="9866"/>
+            <w:tcBorders>
+              <w:top w:val="none" w:color="FFFFFF" w:sz="0"/>
+              <w:left w:val="single" w:color="7F7F7F" w:sz="6"/>
+              <w:bottom w:val="none" w:color="FFFFFF" w:sz="0"/>
+              <w:right w:val="single" w:color="7F7F7F" w:sz="6"/>
+            </w:tcBorders>
+            <w:tcMar>
+              <w:top w:type="dxa" w:w="20"/>
+              <w:left w:type="dxa" w:w="180"/>
+              <w:bottom w:type="dxa" w:w="20"/>
+              <w:right w:type="dxa" w:w="180"/>
+            </w:tcMar>
+          </w:tcPr>
+          <w:p>
+            <w:pPr>
+              <w:keepLines/>
+              <w:spacing w:after="130" w:line="276"/>
+              <w:jc w:val="both"/>
+            </w:pPr>
+            <w:r>
+              <w:t xml:space="preserve">Le 27 février 2020, Stratio Big Data Inc. a sollicité la déchéance de la marque verbale de l’Union européenne « stratio », enregistrée à la suite d’une demande déposée le 2 septembre 2014 par Stra SA. La demande, fondée sur l’absence d’usage sérieux durant une période ininterrompue de cinq ans, au sens de l’article 58, paragraphe 1, sous a), du règlement 2017/1001, concernait des services des classes 35 et 42. Stra avait produit vingt-deux éléments de preuve, puis leurs traductions en espagnol, langue de procédure. La division d’annulation a prononcé la déchéance pour la plupart des services, tout en maintenant l’enregistrement pour certains services de conception d’ordinateurs et de logiciels ainsi que pour des services des technologies de l’information, relevant de la classe 42. La quatrième chambre de recours a rejeté le recours principal de Stratio Big Data et le recours incident de Stra. Devant le Tribunal, l’EUIPO a identifié un incident technique ayant empêché la transmission à la requérante de certaines traductions contenues dans des fichiers PDF à couches. Après suspension et reprise de la procédure, l’EUIPO a conclu lui-même à l’annulation de la décision attaquée.</w:t>
+            </w:r>
+          </w:p>
+        </w:tc>
+      </w:tr>
+      <w:tr>
+        <w:tc>
+          <w:tcPr>
+            <w:tcW w:type="dxa" w:w="9866"/>
+            <w:tcBorders>
+              <w:top w:val="none" w:color="FFFFFF" w:sz="0"/>
+              <w:left w:val="single" w:color="7F7F7F" w:sz="6"/>
+              <w:bottom w:val="none" w:color="FFFFFF" w:sz="0"/>
+              <w:right w:val="single" w:color="7F7F7F" w:sz="6"/>
+            </w:tcBorders>
+            <w:tcMar>
+              <w:top w:type="dxa" w:w="20"/>
+              <w:left w:type="dxa" w:w="180"/>
+              <w:bottom w:type="dxa" w:w="20"/>
+              <w:right w:type="dxa" w:w="180"/>
+            </w:tcMar>
+          </w:tcPr>
+          <w:p>
+            <w:pPr>
+              <w:keepLines/>
+              <w:spacing w:after="130" w:line="276"/>
+              <w:jc w:val="both"/>
+            </w:pPr>
+            <w:r>
+              <w:t xml:space="preserve">La requérante soutenait n’avoir reçu ni les traductions de certaines annexes ni l’intégralité des traductions d’autres pièces. Elle faisait notamment valoir qu’elle n’avait pu prendre utilement position sur l’annexe 11a-11f, qui ne se limitait pas à des données chiffrées ou à des images et nécessitait une traduction afin d’identifier le contenu des documents et les services concernés. L’EUIPO a reconnu que la chambre de recours s’était fondée sur des éléments dont les traductions n’avaient pas été communiquées et qu’une incidence sur l’issue du litige ne pouvait être exclue. Stra faisait valoir avoir régulièrement déposé les traductions requises et soutenait que les droits de la défense avaient été respectés, notamment parce que la requérante comprenait l’anglais.</w:t>
+            </w:r>
+          </w:p>
+        </w:tc>
+      </w:tr>
+      <w:tr>
+        <w:tc>
+          <w:tcPr>
+            <w:tcW w:type="dxa" w:w="9866"/>
+            <w:tcBorders>
+              <w:top w:val="none" w:color="FFFFFF" w:sz="0"/>
+              <w:left w:val="single" w:color="7F7F7F" w:sz="6"/>
+              <w:bottom w:val="none" w:color="FFFFFF" w:sz="0"/>
+              <w:right w:val="single" w:color="7F7F7F" w:sz="6"/>
+            </w:tcBorders>
+            <w:tcMar>
+              <w:top w:type="dxa" w:w="20"/>
+              <w:left w:type="dxa" w:w="180"/>
+              <w:bottom w:type="dxa" w:w="20"/>
+              <w:right w:type="dxa" w:w="180"/>
+            </w:tcMar>
+          </w:tcPr>
+          <w:p>
+            <w:pPr>
+              <w:keepLines/>
+              <w:spacing w:after="130" w:line="276"/>
+              <w:jc w:val="both"/>
+            </w:pPr>
+            <w:r>
+              <w:t xml:space="preserve">La chambre de recours pouvait-elle retenir l’usage sérieux de la marque contestée en s’appuyant sur des éléments de preuve dont les traductions, quoique déposées par leur auteur, n’avaient pas été transmises à l’autre partie en raison d’un incident technique imputable à l’EUIPO, et cette irrégularité justifiait-elle l’annulation de sa décision ?</w:t>
+            </w:r>
+          </w:p>
+        </w:tc>
+      </w:tr>
+      <w:tr>
+        <w:tc>
+          <w:tcPr>
+            <w:tcW w:type="dxa" w:w="9866"/>
+            <w:tcBorders>
+              <w:top w:val="none" w:color="FFFFFF" w:sz="0"/>
+              <w:left w:val="single" w:color="7F7F7F" w:sz="6"/>
+              <w:bottom w:val="none" w:color="FFFFFF" w:sz="0"/>
+              <w:right w:val="single" w:color="7F7F7F" w:sz="6"/>
+            </w:tcBorders>
+            <w:tcMar>
+              <w:top w:type="dxa" w:w="20"/>
+              <w:left w:type="dxa" w:w="180"/>
+              <w:bottom w:type="dxa" w:w="20"/>
+              <w:right w:type="dxa" w:w="180"/>
+            </w:tcMar>
+          </w:tcPr>
+          <w:p>
+            <w:pPr>
+              <w:keepLines/>
+              <w:spacing w:after="130" w:line="276"/>
+              <w:jc w:val="both"/>
+            </w:pPr>
+            <w:r>
+              <w:t xml:space="preserve">Le Tribunal rappelle que les preuves produites dans une langue autre que celle de la procédure doivent être accompagnées d’une traduction, cette exigence participant au respect du contradictoire et de l’égalité des armes. En vertu de l’article 94, paragraphe 1, deuxième phrase, du règlement 2017/1001, les décisions de l’EUIPO ne peuvent être fondées que sur des motifs ou des preuves au sujet desquels les parties ont pu prendre position. L’EUIPO doit donc leur permettre de faire valoir utilement leur point de vue sur l’ensemble des éléments retenus. En l’espèce, la chambre de recours s’était fondée sur l’annexe 11a-11f pour établir l’usage sérieux concernant les services de conception d’ordinateurs et de logiciels, et l’avait également prise en compte dans son appréciation globale des services des technologies de l’information. La requérante n’avait ainsi pas pu débattre utilement d’une pièce essentielle d’environ quatre-vingt-dix pages. Le Tribunal relève que l’annulation suppose seulement que l’irrégularité ait eu une incidence concrète sur l’exercice des droits de la défense, sans que la partie concernée ait à prouver qu’une décision différente aurait nécessairement été adoptée. Compte tenu de l’importance de l’annexe litigieuse, une issue différente ne pouvait être exclue. L’argument tiré de la compréhension supposée de l’anglais est écarté, dès lors que la langue de procédure était l’espagnol et que la représentation de la requérante avait été organisée en considération de cette langue.</w:t>
+            </w:r>
+          </w:p>
+        </w:tc>
+      </w:tr>
+      <w:tr>
+        <w:tc>
+          <w:tcPr>
+            <w:tcW w:type="dxa" w:w="9866"/>
+            <w:tcBorders>
+              <w:top w:val="none" w:color="FFFFFF" w:sz="0"/>
+              <w:left w:val="single" w:color="7F7F7F" w:sz="6"/>
+              <w:bottom w:val="none" w:color="FFFFFF" w:sz="0"/>
+              <w:right w:val="single" w:color="7F7F7F" w:sz="6"/>
+            </w:tcBorders>
+            <w:tcMar>
+              <w:top w:type="dxa" w:w="20"/>
+              <w:left w:type="dxa" w:w="180"/>
+              <w:bottom w:type="dxa" w:w="20"/>
+              <w:right w:type="dxa" w:w="180"/>
+            </w:tcMar>
+          </w:tcPr>
+          <w:p>
+            <w:pPr>
+              <w:keepLines/>
+              <w:spacing w:after="130" w:line="276"/>
+              <w:jc w:val="both"/>
+            </w:pPr>
+            <w:r>
+              <w:t xml:space="preserve">Le Tribunal accueille le grief tiré de la violation des droits de la défense et de l’article 94, paragraphe 1, deuxième phrase, du règlement 2017/1001. Il annule la décision de la quatrième chambre de recours du 20 novembre 2023, dans l’affaire R 999/2022-4, en tant qu’elle avait rejeté le recours de Stratio Big Data Inc. Il n’examine pas les autres moyens et condamne l’EUIPO aux dépens de l’instance. La chambre de recours devra statuer, à la lumière de l’arrêt, sur les frais afférents à la procédure devant elle.</w:t>
+            </w:r>
+          </w:p>
+        </w:tc>
+      </w:tr>
+      <w:tr>
+        <w:tc>
+          <w:tcPr>
+            <w:tcW w:type="dxa" w:w="9866"/>
+            <w:tcBorders>
+              <w:top w:val="none" w:color="FFFFFF" w:sz="0"/>
+              <w:left w:val="single" w:color="7F7F7F" w:sz="6"/>
+              <w:bottom w:val="single" w:color="7F7F7F" w:sz="6"/>
+              <w:right w:val="single" w:color="7F7F7F" w:sz="6"/>
+            </w:tcBorders>
+            <w:tcMar>
+              <w:top w:type="dxa" w:w="20"/>
+              <w:left w:type="dxa" w:w="180"/>
+              <w:bottom w:type="dxa" w:w="120"/>
+              <w:right w:type="dxa" w:w="180"/>
+            </w:tcMar>
+          </w:tcPr>
+          <w:p>
+            <w:pPr>
+              <w:pBdr>
+                <w:left w:val="single" w:color="507D82" w:sz="10" w:space="8"/>
+              </w:pBdr>
+              <w:spacing w:after="260" w:before="80"/>
+              <w:ind w:left="180"/>
+              <w:jc w:val="both"/>
+            </w:pPr>
+            <w:r>
+              <w:rPr>
+                <w:b/>
+                <w:bCs/>
+              </w:rPr>
+              <w:t xml:space="preserve">Portée pratique. </w:t>
+            </w:r>
+            <w:r>
+              <w:t xml:space="preserve">L’arrêt souligne que le dépôt régulier d’une traduction ne suffit pas à satisfaire aux exigences du contradictoire lorsque celle-ci n’est pas effectivement portée à la connaissance de la partie adverse. L’EUIPO doit garantir la communication des pièces et traductions sur lesquelles ses instances entendent fonder leur appréciation de l’usage sérieux. En présence d’une défaillance technique, l’annulation est encourue dès lors que la pièce non accessible a joué un rôle significatif et qu’il ne peut être exclu que la partie privée de ses observations aurait pu mieux assurer sa défense. La solution confirme que la langue de procédure demeure la référence pour apprécier l’effectivité du droit d’être entendu.</w:t>
+            </w:r>
+          </w:p>
+        </w:tc>
+      </w:tr>
+    </w:tbl>
+    <w:p>
+      <w:pPr>
+        <w:pStyle w:val="Heading2"/>
+        <w:keepNext/>
+        <w:spacing w:after="100" w:before="180"/>
+      </w:pPr>
+      <w:r>
+        <w:rPr>
+          <w:b/>
+          <w:bCs/>
+          <w:color w:val="1F4E79"/>
+        </w:rPr>
+        <w:t xml:space="preserve">Marques et signes distinctifs : Arrêt dans l’affaire T-376/25, Puma / EUIPO, Sir Safety System, concernant la représentation d’une semelle de chaussure</w:t>
+      </w:r>
+    </w:p>
+    <w:tbl>
+      <w:tblPr>
+        <w:tblW w:type="dxa" w:w="9866"/>
+        <w:tblBorders>
+          <w:top w:val="none" w:color="FFFFFF" w:sz="0"/>
+          <w:left w:val="none" w:color="FFFFFF" w:sz="0"/>
+          <w:bottom w:val="none" w:color="FFFFFF" w:sz="0"/>
+          <w:right w:val="none" w:color="FFFFFF" w:sz="0"/>
+          <w:insideH w:val="none" w:color="FFFFFF" w:sz="0"/>
+          <w:insideV w:val="none" w:color="FFFFFF" w:sz="0"/>
+        </w:tblBorders>
+      </w:tblPr>
+      <w:tblGrid>
+        <w:gridCol w:w="9866"/>
+      </w:tblGrid>
+      <w:tr>
+        <w:tc>
+          <w:tcPr>
+            <w:tcW w:type="dxa" w:w="9866"/>
+            <w:tcBorders>
+              <w:top w:val="single" w:color="7F7F7F" w:sz="6"/>
+              <w:left w:val="single" w:color="7F7F7F" w:sz="6"/>
+              <w:bottom w:val="none" w:color="FFFFFF" w:sz="0"/>
+              <w:right w:val="single" w:color="7F7F7F" w:sz="6"/>
+            </w:tcBorders>
+            <w:tcMar>
+              <w:top w:type="dxa" w:w="120"/>
+              <w:left w:type="dxa" w:w="180"/>
+              <w:bottom w:type="dxa" w:w="20"/>
+              <w:right w:type="dxa" w:w="180"/>
+            </w:tcMar>
+          </w:tcPr>
+          <w:p>
+            <w:pPr>
+              <w:keepNext/>
+              <w:spacing w:after="240"/>
+            </w:pPr>
+            <w:hyperlink w:history="1" r:id="rIdlzsakesimqibkhisjq0ne">
+              <w:r>
+                <w:rPr>
+                  <w:color w:val="507D82"/>
+                  <w:u w:val="single"/>
+                </w:rPr>
+                <w:t xml:space="preserve">Tribunal de l’Union européenne, affaire T-376/25, arrêt du 2 septembre 2026, 2 septembre 2026</w:t>
+              </w:r>
+            </w:hyperlink>
+          </w:p>
+        </w:tc>
+      </w:tr>
+      <w:tr>
+        <w:tc>
+          <w:tcPr>
+            <w:tcW w:type="dxa" w:w="9866"/>
+            <w:tcBorders>
+              <w:top w:val="none" w:color="FFFFFF" w:sz="0"/>
+              <w:left w:val="single" w:color="7F7F7F" w:sz="6"/>
+              <w:bottom w:val="none" w:color="FFFFFF" w:sz="0"/>
+              <w:right w:val="single" w:color="7F7F7F" w:sz="6"/>
+            </w:tcBorders>
+            <w:tcMar>
+              <w:top w:type="dxa" w:w="20"/>
+              <w:left w:type="dxa" w:w="180"/>
+              <w:bottom w:type="dxa" w:w="20"/>
+              <w:right w:type="dxa" w:w="180"/>
+            </w:tcMar>
+          </w:tcPr>
+          <w:p>
+            <w:pPr>
+              <w:keepNext/>
+              <w:spacing w:after="220"/>
+              <w:jc w:val="both"/>
+            </w:pPr>
+            <w:r>
+              <w:rPr>
+                <w:b/>
+                <w:bCs/>
+                <w:i/>
+                <w:iCs/>
+                <w:color w:val="C55A11"/>
+              </w:rPr>
+              <w:t xml:space="preserve">Attention : les informations présentées dans cette section doivent être vérifiées, l’accès à la source étant incomplet, limité ou restreint.</w:t>
+            </w:r>
+          </w:p>
+        </w:tc>
+      </w:tr>
+      <w:tr>
+        <w:tc>
+          <w:tcPr>
+            <w:tcW w:type="dxa" w:w="9866"/>
+            <w:tcBorders>
+              <w:top w:val="none" w:color="FFFFFF" w:sz="0"/>
+              <w:left w:val="single" w:color="7F7F7F" w:sz="6"/>
+              <w:bottom w:val="none" w:color="FFFFFF" w:sz="0"/>
+              <w:right w:val="single" w:color="7F7F7F" w:sz="6"/>
+            </w:tcBorders>
+            <w:tcMar>
+              <w:top w:type="dxa" w:w="20"/>
+              <w:left w:type="dxa" w:w="180"/>
+              <w:bottom w:type="dxa" w:w="20"/>
+              <w:right w:type="dxa" w:w="180"/>
+            </w:tcMar>
+          </w:tcPr>
+          <w:p>
+            <w:pPr>
+              <w:keepLines/>
+              <w:spacing w:after="130" w:line="276"/>
+              <w:jc w:val="both"/>
+            </w:pPr>
+            <w:r>
+              <w:t xml:space="preserve">Par arrêt du 2 septembre 2026, le Tribunal de l’Union européenne, statuant en septième chambre dans l’affaire T-376/25, a examiné le recours formé par Puma SE contre l’EUIPO, Sir Safety System SpA étant partie intervenante. Le litige s’inscrit dans une procédure en nullité relative aux effets, dans l’Union européenne, d’un dessin ou modèle international représentant une semelle de chaussure. L’arrêt est référencé sous l’ECLI:EU:T:2026:515 et le numéro CELEX 62025TJ0376.</w:t>
+            </w:r>
+          </w:p>
+        </w:tc>
+      </w:tr>
+      <w:tr>
+        <w:tc>
+          <w:tcPr>
+            <w:tcW w:type="dxa" w:w="9866"/>
+            <w:tcBorders>
+              <w:top w:val="none" w:color="FFFFFF" w:sz="0"/>
+              <w:left w:val="single" w:color="7F7F7F" w:sz="6"/>
+              <w:bottom w:val="none" w:color="FFFFFF" w:sz="0"/>
+              <w:right w:val="single" w:color="7F7F7F" w:sz="6"/>
+            </w:tcBorders>
+            <w:tcMar>
+              <w:top w:type="dxa" w:w="20"/>
+              <w:left w:type="dxa" w:w="180"/>
+              <w:bottom w:type="dxa" w:w="20"/>
+              <w:right w:type="dxa" w:w="180"/>
+            </w:tcMar>
+          </w:tcPr>
+          <w:p>
+            <w:pPr>
+              <w:keepLines/>
+              <w:spacing w:after="130" w:line="276"/>
+              <w:jc w:val="both"/>
+            </w:pPr>
+            <w:r>
+              <w:t xml:space="preserve">Sir Safety System SpA a obtenu, le 18 juin 2021, auprès du Bureau international de l’Organisation mondiale de la propriété intellectuelle, l’enregistrement international no DM/214918, désignant l’Union européenne, pour le dessin ou modèle en cause. Le 28 janvier 2022, Puma a saisi l’EUIPO d’une demande tendant à la déclaration de nullité des effets de cet enregistrement international. Le recours devant le Tribunal visait l’annulation et la réformation de la décision de la troisième chambre de recours de l’EUIPO du 26 mars 2025, rendue dans l’affaire R 1137/2024-3.</w:t>
+            </w:r>
+          </w:p>
+        </w:tc>
+      </w:tr>
+      <w:tr>
+        <w:tc>
+          <w:tcPr>
+            <w:tcW w:type="dxa" w:w="9866"/>
+            <w:tcBorders>
+              <w:top w:val="none" w:color="FFFFFF" w:sz="0"/>
+              <w:left w:val="single" w:color="7F7F7F" w:sz="6"/>
+              <w:bottom w:val="none" w:color="FFFFFF" w:sz="0"/>
+              <w:right w:val="single" w:color="7F7F7F" w:sz="6"/>
+            </w:tcBorders>
+            <w:tcMar>
+              <w:top w:type="dxa" w:w="20"/>
+              <w:left w:type="dxa" w:w="180"/>
+              <w:bottom w:type="dxa" w:w="20"/>
+              <w:right w:type="dxa" w:w="180"/>
+            </w:tcMar>
+          </w:tcPr>
+          <w:p>
+            <w:pPr>
+              <w:keepLines/>
+              <w:spacing w:after="130" w:line="276"/>
+              <w:jc w:val="both"/>
+            </w:pPr>
+            <w:r>
+              <w:t xml:space="preserve">Les moyens et arguments respectivement développés par Puma, l’EUIPO et Sir Safety System ne sont pas précisés dans les éléments de la source dont la consultation a pu être vérifiée. Il est toutefois établi que le litige portait sur le caractère individuel du dessin ou modèle contesté et sur l’appréciation de l’impression globale qu’il produit au regard des antériorités invoquées dans la procédure en nullité.</w:t>
+            </w:r>
+          </w:p>
+        </w:tc>
+      </w:tr>
+      <w:tr>
+        <w:tc>
+          <w:tcPr>
+            <w:tcW w:type="dxa" w:w="9866"/>
+            <w:tcBorders>
+              <w:top w:val="none" w:color="FFFFFF" w:sz="0"/>
+              <w:left w:val="single" w:color="7F7F7F" w:sz="6"/>
+              <w:bottom w:val="none" w:color="FFFFFF" w:sz="0"/>
+              <w:right w:val="single" w:color="7F7F7F" w:sz="6"/>
+            </w:tcBorders>
+            <w:tcMar>
+              <w:top w:type="dxa" w:w="20"/>
+              <w:left w:type="dxa" w:w="180"/>
+              <w:bottom w:type="dxa" w:w="20"/>
+              <w:right w:type="dxa" w:w="180"/>
+            </w:tcMar>
+          </w:tcPr>
+          <w:p>
+            <w:pPr>
+              <w:keepLines/>
+              <w:spacing w:after="130" w:line="276"/>
+              <w:jc w:val="both"/>
+            </w:pPr>
+            <w:r>
+              <w:t xml:space="preserve">Le Tribunal était appelé à apprécier le bien-fondé de la décision de la chambre de recours relative à la nullité du dessin ou modèle international désignant l’Union européenne. Dans ce cadre, la question concernait l’application des conditions du caractère individuel, notamment l’existence d’une impression globale différente sur l’utilisateur averti, compte tenu du degré de liberté du créateur.</w:t>
+            </w:r>
+          </w:p>
+        </w:tc>
+      </w:tr>
+      <w:tr>
+        <w:tc>
+          <w:tcPr>
+            <w:tcW w:type="dxa" w:w="9866"/>
+            <w:tcBorders>
+              <w:top w:val="none" w:color="FFFFFF" w:sz="0"/>
+              <w:left w:val="single" w:color="7F7F7F" w:sz="6"/>
+              <w:bottom w:val="none" w:color="FFFFFF" w:sz="0"/>
+              <w:right w:val="single" w:color="7F7F7F" w:sz="6"/>
+            </w:tcBorders>
+            <w:tcMar>
+              <w:top w:type="dxa" w:w="20"/>
+              <w:left w:type="dxa" w:w="180"/>
+              <w:bottom w:type="dxa" w:w="20"/>
+              <w:right w:type="dxa" w:w="180"/>
+            </w:tcMar>
+          </w:tcPr>
+          <w:p>
+            <w:pPr>
+              <w:keepLines/>
+              <w:spacing w:after="130" w:line="276"/>
+              <w:jc w:val="both"/>
+            </w:pPr>
+            <w:r>
+              <w:t xml:space="preserve">Le texte consulté vise l’article 25, paragraphe 1, sous b), et l’article 6, paragraphe 1, du règlement no 6/2002, dans leur version antérieure au règlement (UE) 2024/2822. Il fait également expressément référence aux paramètres classiques de l’examen du caractère individuel : l’impression globale produite par les dessins ou modèles comparés, le degré d’attention de l’utilisateur averti et le degré de liberté du créateur dans l’élaboration du produit. Ces éléments confirment que l’analyse du Tribunal se situait dans le cadre méthodologique propre au contrôle de la nouveauté perceptive et de la différenciation globale des dessins ou modèles. Les passages accessibles ne permettent pas d’établir les caractéristiques visuelles retenues, les antériorités concrètement comparées, ni la pondération que le Tribunal a donnée à chacun de ces critères.</w:t>
+            </w:r>
+          </w:p>
+        </w:tc>
+      </w:tr>
+      <w:tr>
+        <w:tc>
+          <w:tcPr>
+            <w:tcW w:type="dxa" w:w="9866"/>
+            <w:tcBorders>
+              <w:top w:val="none" w:color="FFFFFF" w:sz="0"/>
+              <w:left w:val="single" w:color="7F7F7F" w:sz="6"/>
+              <w:bottom w:val="none" w:color="FFFFFF" w:sz="0"/>
+              <w:right w:val="single" w:color="7F7F7F" w:sz="6"/>
+            </w:tcBorders>
+            <w:tcMar>
+              <w:top w:type="dxa" w:w="20"/>
+              <w:left w:type="dxa" w:w="180"/>
+              <w:bottom w:type="dxa" w:w="20"/>
+              <w:right w:type="dxa" w:w="180"/>
+            </w:tcMar>
+          </w:tcPr>
+          <w:p>
+            <w:pPr>
+              <w:keepLines/>
+              <w:spacing w:after="130" w:line="276"/>
+              <w:jc w:val="both"/>
+            </w:pPr>
+            <w:r>
+              <w:t xml:space="preserve">Le dispositif de l’arrêt n’a pas pu être vérifié de manière autonome dans les limites de consultation disponibles. Il n’est dès lors pas possible d’indiquer, sans excéder les éléments vérifiés, si le Tribunal a accueilli, rejeté ou partiellement accueilli le recours de Puma, ni de déterminer le sort de la décision de la troisième chambre de recours de l’EUIPO.</w:t>
+            </w:r>
+          </w:p>
+        </w:tc>
+      </w:tr>
+      <w:tr>
+        <w:tc>
+          <w:tcPr>
+            <w:tcW w:type="dxa" w:w="9866"/>
+            <w:tcBorders>
+              <w:top w:val="none" w:color="FFFFFF" w:sz="0"/>
+              <w:left w:val="single" w:color="7F7F7F" w:sz="6"/>
+              <w:bottom w:val="single" w:color="7F7F7F" w:sz="6"/>
+              <w:right w:val="single" w:color="7F7F7F" w:sz="6"/>
+            </w:tcBorders>
+            <w:tcMar>
+              <w:top w:type="dxa" w:w="20"/>
+              <w:left w:type="dxa" w:w="180"/>
+              <w:bottom w:type="dxa" w:w="120"/>
+              <w:right w:type="dxa" w:w="180"/>
+            </w:tcMar>
+          </w:tcPr>
+          <w:p>
+            <w:pPr>
+              <w:pBdr>
+                <w:left w:val="single" w:color="507D82" w:sz="10" w:space="8"/>
+              </w:pBdr>
+              <w:spacing w:after="260" w:before="80"/>
+              <w:ind w:left="180"/>
+              <w:jc w:val="both"/>
+            </w:pPr>
+            <w:r>
+              <w:rPr>
+                <w:b/>
+                <w:bCs/>
+              </w:rPr>
+              <w:t xml:space="preserve">Portée pratique. </w:t>
+            </w:r>
+            <w:r>
+              <w:t xml:space="preserve">L’arrêt rappelle, dans le champ des dessins ou modèles, que la contestation du caractère individuel se structure autour de l’impression globale produite sur l’utilisateur averti, appréciée en tenant compte de son degré d’attention et de la liberté du créateur. Pour les titulaires et demandeurs de droits portant sur des éléments de produits, tels qu’une semelle de chaussure, ces critères commandent une identification rigoureuse des caractéristiques visuelles pertinentes et des contraintes susceptibles d’affecter la liberté de conception. La portée précise de la décision demeure toutefois à vérifier au regard du dispositif non accessible.</w:t>
+            </w:r>
+          </w:p>
+        </w:tc>
+      </w:tr>
+    </w:tbl>
+    <w:p>
+      <w:pPr>
+        <w:pStyle w:val="Heading2"/>
+        <w:keepNext/>
+        <w:spacing w:after="100" w:before="180"/>
+      </w:pPr>
+      <w:r>
+        <w:rPr>
+          <w:b/>
+          <w:bCs/>
+          <w:color w:val="1F4E79"/>
+        </w:rPr>
+        <w:t xml:space="preserve">Marques et concurrence déloyale : Compétence juridictionnelle en matière de marque et de concurrence déloyale après le retrait de la marque</w:t>
+      </w:r>
+    </w:p>
+    <w:tbl>
+      <w:tblPr>
+        <w:tblW w:type="dxa" w:w="9866"/>
+        <w:tblBorders>
+          <w:top w:val="none" w:color="FFFFFF" w:sz="0"/>
+          <w:left w:val="none" w:color="FFFFFF" w:sz="0"/>
+          <w:bottom w:val="none" w:color="FFFFFF" w:sz="0"/>
+          <w:right w:val="none" w:color="FFFFFF" w:sz="0"/>
+          <w:insideH w:val="none" w:color="FFFFFF" w:sz="0"/>
+          <w:insideV w:val="none" w:color="FFFFFF" w:sz="0"/>
+        </w:tblBorders>
+      </w:tblPr>
+      <w:tblGrid>
+        <w:gridCol w:w="9866"/>
+      </w:tblGrid>
+      <w:tr>
+        <w:tc>
+          <w:tcPr>
+            <w:tcW w:type="dxa" w:w="9866"/>
+            <w:tcBorders>
+              <w:top w:val="single" w:color="7F7F7F" w:sz="6"/>
+              <w:left w:val="single" w:color="7F7F7F" w:sz="6"/>
+              <w:bottom w:val="none" w:color="FFFFFF" w:sz="0"/>
+              <w:right w:val="single" w:color="7F7F7F" w:sz="6"/>
+            </w:tcBorders>
+            <w:tcMar>
+              <w:top w:type="dxa" w:w="120"/>
+              <w:left w:type="dxa" w:w="180"/>
+              <w:bottom w:type="dxa" w:w="20"/>
+              <w:right w:type="dxa" w:w="180"/>
+            </w:tcMar>
+          </w:tcPr>
+          <w:p>
+            <w:pPr>
+              <w:keepNext/>
+              <w:spacing w:after="240"/>
+            </w:pPr>
+            <w:hyperlink w:history="1" r:id="rId3gimjbzeh3tpa9zrd1ac7">
+              <w:r>
+                <w:rPr>
+                  <w:color w:val="507D82"/>
+                  <w:u w:val="single"/>
+                </w:rPr>
+                <w:t xml:space="preserve">Cour de cassation, chambre commerciale, financière et économique, pourvoi n° 25-12.118, arrêt publié au Bulletin du 2 septembre 2026, 2 septembre 2026</w:t>
+              </w:r>
+            </w:hyperlink>
+          </w:p>
+        </w:tc>
+      </w:tr>
+      <w:tr>
+        <w:tc>
+          <w:tcPr>
+            <w:tcW w:type="dxa" w:w="9866"/>
+            <w:tcBorders>
+              <w:top w:val="none" w:color="FFFFFF" w:sz="0"/>
+              <w:left w:val="single" w:color="7F7F7F" w:sz="6"/>
+              <w:bottom w:val="none" w:color="FFFFFF" w:sz="0"/>
+              <w:right w:val="single" w:color="7F7F7F" w:sz="6"/>
+            </w:tcBorders>
+            <w:tcMar>
+              <w:top w:type="dxa" w:w="20"/>
+              <w:left w:type="dxa" w:w="180"/>
+              <w:bottom w:type="dxa" w:w="20"/>
+              <w:right w:type="dxa" w:w="180"/>
+            </w:tcMar>
+          </w:tcPr>
+          <w:p>
+            <w:pPr>
+              <w:keepLines/>
+              <w:spacing w:after="130" w:line="276"/>
+              <w:jc w:val="both"/>
+            </w:pPr>
+            <w:r>
+              <w:t xml:space="preserve">Cet arrêt précise la délimitation de la compétence matérielle entre les juridictions de droit commun commercial et les juridictions judiciaires spécialement compétentes en matière de marques. La Cour de cassation retient que la seule circonstance qu’un signe ait fait l’objet d’un dépôt à titre de marque ne suffit pas à attirer le litige dans le champ de la compétence spéciale lorsque l’action effectivement soumise au juge est une action en concurrence déloyale fondée sur l’atteinte alléguée à une dénomination sociale et à un nom commercial. La solution est expressément rattachée au retrait de la marque antérieurement à la décision statuant sur l’exception d’incompétence.</w:t>
+            </w:r>
+          </w:p>
+        </w:tc>
+      </w:tr>
+      <w:tr>
+        <w:tc>
+          <w:tcPr>
+            <w:tcW w:type="dxa" w:w="9866"/>
+            <w:tcBorders>
+              <w:top w:val="none" w:color="FFFFFF" w:sz="0"/>
+              <w:left w:val="single" w:color="7F7F7F" w:sz="6"/>
+              <w:bottom w:val="none" w:color="FFFFFF" w:sz="0"/>
+              <w:right w:val="single" w:color="7F7F7F" w:sz="6"/>
+            </w:tcBorders>
+            <w:tcMar>
+              <w:top w:type="dxa" w:w="20"/>
+              <w:left w:type="dxa" w:w="180"/>
+              <w:bottom w:type="dxa" w:w="20"/>
+              <w:right w:type="dxa" w:w="180"/>
+            </w:tcMar>
+          </w:tcPr>
+          <w:p>
+            <w:pPr>
+              <w:keepLines/>
+              <w:spacing w:after="130" w:line="276"/>
+              <w:jc w:val="both"/>
+            </w:pPr>
+            <w:r>
+              <w:t xml:space="preserve">La société Guyane pièces auto, constituée sous la forme d’une société à responsabilité limitée, a assigné une société par actions simplifiée dénommée Guyane pièces auto devant le tribunal mixte de commerce de Cayenne. Elle lui reprochait des actes de concurrence déloyale consistant dans l’usurpation de sa dénomination sociale et de son nom commercial. La société défenderesse a opposé l’incompétence matérielle de cette juridiction au profit du tribunal judiciaire de Fort-de-France. Elle soutenait que le litige portait sur l’usage du signe GPA Guyane pièces auto, qu’elle avait déposé à titre de marque auprès de l’Institut national de la propriété industrielle. Par jugement du 23 juin 2023, le tribunal mixte de commerce de Cayenne s’est prononcé sur cette exception. La cour d’appel de Cayenne, par arrêt du 25 novembre 2024, a retenu que l’action en cessation de l’utilisation de la dénomination sociale, quoique présentée sous l’angle de la concurrence déloyale, se rattachait à une demande relative à une marque. Elle a considéré que cette analyse demeurait justifiée malgré le retrait de la marque. La société Guyane pièces auto a formé un pourvoi contre cet arrêt.</w:t>
+            </w:r>
+          </w:p>
+        </w:tc>
+      </w:tr>
+      <w:tr>
+        <w:tc>
+          <w:tcPr>
+            <w:tcW w:type="dxa" w:w="9866"/>
+            <w:tcBorders>
+              <w:top w:val="none" w:color="FFFFFF" w:sz="0"/>
+              <w:left w:val="single" w:color="7F7F7F" w:sz="6"/>
+              <w:bottom w:val="none" w:color="FFFFFF" w:sz="0"/>
+              <w:right w:val="single" w:color="7F7F7F" w:sz="6"/>
+            </w:tcBorders>
+            <w:tcMar>
+              <w:top w:type="dxa" w:w="20"/>
+              <w:left w:type="dxa" w:w="180"/>
+              <w:bottom w:type="dxa" w:w="20"/>
+              <w:right w:type="dxa" w:w="180"/>
+            </w:tcMar>
+          </w:tcPr>
+          <w:p>
+            <w:pPr>
+              <w:keepLines/>
+              <w:spacing w:after="130" w:line="276"/>
+              <w:jc w:val="both"/>
+            </w:pPr>
+            <w:r>
+              <w:t xml:space="preserve">La demanderesse au pourvoi faisait valoir que l’action engagée ne nécessitait pas de statuer sur l’existence, la validité ou la violation d’un droit de marque, mais concernait exclusivement l’usurpation alléguée de signes distinctifs relevant de la dénomination sociale et du nom commercial. La défenderesse fondait, pour sa part, son exception d’incompétence sur le dépôt du signe GPA Guyane pièces auto à titre de marque et sur l’existence alléguée d’une question connexe relevant du droit des marques. Les éléments disponibles ne précisent pas davantage les développements respectifs des parties devant la Cour de cassation.</w:t>
+            </w:r>
+          </w:p>
+        </w:tc>
+      </w:tr>
+      <w:tr>
+        <w:tc>
+          <w:tcPr>
+            <w:tcW w:type="dxa" w:w="9866"/>
+            <w:tcBorders>
+              <w:top w:val="none" w:color="FFFFFF" w:sz="0"/>
+              <w:left w:val="single" w:color="7F7F7F" w:sz="6"/>
+              <w:bottom w:val="none" w:color="FFFFFF" w:sz="0"/>
+              <w:right w:val="single" w:color="7F7F7F" w:sz="6"/>
+            </w:tcBorders>
+            <w:tcMar>
+              <w:top w:type="dxa" w:w="20"/>
+              <w:left w:type="dxa" w:w="180"/>
+              <w:bottom w:type="dxa" w:w="20"/>
+              <w:right w:type="dxa" w:w="180"/>
+            </w:tcMar>
+          </w:tcPr>
+          <w:p>
+            <w:pPr>
+              <w:keepLines/>
+              <w:spacing w:after="130" w:line="276"/>
+              <w:jc w:val="both"/>
+            </w:pPr>
+            <w:r>
+              <w:t xml:space="preserve">Une action en concurrence déloyale fondée sur l’usurpation d’une dénomination sociale et d’un nom commercial doit-elle relever de la compétence spéciale applicable aux litiges de marques lorsque le signe invoqué par le défendeur a été déposé comme marque, mais que cette marque a été retirée avant que le tribunal statue sur l’exception d’incompétence ?</w:t>
+            </w:r>
+          </w:p>
+        </w:tc>
+      </w:tr>
+      <w:tr>
+        <w:tc>
+          <w:tcPr>
+            <w:tcW w:type="dxa" w:w="9866"/>
+            <w:tcBorders>
+              <w:top w:val="none" w:color="FFFFFF" w:sz="0"/>
+              <w:left w:val="single" w:color="7F7F7F" w:sz="6"/>
+              <w:bottom w:val="none" w:color="FFFFFF" w:sz="0"/>
+              <w:right w:val="single" w:color="7F7F7F" w:sz="6"/>
+            </w:tcBorders>
+            <w:tcMar>
+              <w:top w:type="dxa" w:w="20"/>
+              <w:left w:type="dxa" w:w="180"/>
+              <w:bottom w:type="dxa" w:w="20"/>
+              <w:right w:type="dxa" w:w="180"/>
+            </w:tcMar>
+          </w:tcPr>
+          <w:p>
+            <w:pPr>
+              <w:keepLines/>
+              <w:spacing w:after="130" w:line="276"/>
+              <w:jc w:val="both"/>
+            </w:pPr>
+            <w:r>
+              <w:t xml:space="preserve">La Cour de cassation censure le raisonnement de la cour d’appel. Elle relève que la demande litigieuse était fondée sur l’usurpation d’une dénomination sociale et d’un nom commercial. Une telle demande n’impliquait ni l’examen de l’existence d’un droit attaché à une marque, ni celui de la méconnaissance d’un tel droit. Elle ne commandait pas davantage la mise en œuvre des règles spécifiques du droit de la propriété intellectuelle applicables aux marques. La Haute juridiction attache une importance déterminante à la circonstance que la marque avait été retirée avant que le tribunal statue sur l’exception d’incompétence. Dans ce contexte, le rattachement du litige au contentieux des marques ne pouvait résulter de la seule existence passée du dépôt invoqué par la défenderesse. La demande conservait ainsi sa nature d’action en concurrence déloyale relative à des signes distinctifs de l’entreprise, sans question de marque à trancher.</w:t>
+            </w:r>
+          </w:p>
+        </w:tc>
+      </w:tr>
+      <w:tr>
+        <w:tc>
+          <w:tcPr>
+            <w:tcW w:type="dxa" w:w="9866"/>
+            <w:tcBorders>
+              <w:top w:val="none" w:color="FFFFFF" w:sz="0"/>
+              <w:left w:val="single" w:color="7F7F7F" w:sz="6"/>
+              <w:bottom w:val="none" w:color="FFFFFF" w:sz="0"/>
+              <w:right w:val="single" w:color="7F7F7F" w:sz="6"/>
+            </w:tcBorders>
+            <w:tcMar>
+              <w:top w:type="dxa" w:w="20"/>
+              <w:left w:type="dxa" w:w="180"/>
+              <w:bottom w:type="dxa" w:w="20"/>
+              <w:right w:type="dxa" w:w="180"/>
+            </w:tcMar>
+          </w:tcPr>
+          <w:p>
+            <w:pPr>
+              <w:keepLines/>
+              <w:spacing w:after="130" w:line="276"/>
+              <w:jc w:val="both"/>
+            </w:pPr>
+            <w:r>
+              <w:t xml:space="preserve">La Cour de cassation casse et annule en toutes ses dispositions l’arrêt rendu le 25 novembre 2024 par la cour d’appel de Cayenne. Elle statue sans renvoi. Elle infirme en toutes ses dispositions le jugement du tribunal mixte de commerce de Cayenne du 23 juin 2023 et déclare cette juridiction matériellement compétente pour connaître du litige, considéré comme une action en concurrence déloyale fondée sur l’usurpation d’une dénomination sociale et d’un nom commercial. L’arrêt est publié au Bulletin.</w:t>
+            </w:r>
+          </w:p>
+        </w:tc>
+      </w:tr>
+      <w:tr>
+        <w:tc>
+          <w:tcPr>
+            <w:tcW w:type="dxa" w:w="9866"/>
+            <w:tcBorders>
+              <w:top w:val="none" w:color="FFFFFF" w:sz="0"/>
+              <w:left w:val="single" w:color="7F7F7F" w:sz="6"/>
+              <w:bottom w:val="single" w:color="7F7F7F" w:sz="6"/>
+              <w:right w:val="single" w:color="7F7F7F" w:sz="6"/>
+            </w:tcBorders>
+            <w:tcMar>
+              <w:top w:type="dxa" w:w="20"/>
+              <w:left w:type="dxa" w:w="180"/>
+              <w:bottom w:type="dxa" w:w="120"/>
+              <w:right w:type="dxa" w:w="180"/>
+            </w:tcMar>
+          </w:tcPr>
+          <w:p>
+            <w:pPr>
+              <w:pBdr>
+                <w:left w:val="single" w:color="507D82" w:sz="10" w:space="8"/>
+              </w:pBdr>
+              <w:spacing w:after="260" w:before="80"/>
+              <w:ind w:left="180"/>
+              <w:jc w:val="both"/>
+            </w:pPr>
+            <w:r>
+              <w:rPr>
+                <w:b/>
+                <w:bCs/>
+              </w:rPr>
+              <w:t xml:space="preserve">Portée pratique. </w:t>
+            </w:r>
+            <w:r>
+              <w:t xml:space="preserve">La décision invite à distinguer avec rigueur l’objet réel de la demande de la seule coexistence, présente ou passée, d’un dépôt de marque portant sur un signe proche ou identique. La compétence spéciale en matière de marques ne se justifie pas lorsque le juge n’a pas à apprécier un droit de marque ni à appliquer les règles propres à ce droit. Le retrait de la marque avant la décision sur l’exception d’incompétence constitue, dans cette affaire, un élément déterminant : il exclut que le contentieux soit regardé comme impliquant encore une question de marque. Pour les titulaires de signes distinctifs d’entreprise comme pour les défendeurs à une action en concurrence déloyale, l’arrêt souligne l’importance de caractériser précisément le fondement de l’action et les questions juridiques effectivement soumises au juge, notamment lors de la formulation d’une exception d’incompétence.</w:t>
+            </w:r>
+          </w:p>
+        </w:tc>
+      </w:tr>
+    </w:tbl>
+    <w:p>
+      <w:pPr>
+        <w:pStyle w:val="Heading2"/>
+        <w:keepNext/>
+        <w:spacing w:after="100" w:before="180"/>
+      </w:pPr>
+      <w:r>
+        <w:rPr>
+          <w:b/>
+          <w:bCs/>
+          <w:color w:val="1F4E79"/>
+        </w:rPr>
+        <w:t xml:space="preserve">Nullité de marque : L’INPI annule la marque « RPR » déposée par Franck Allisio et Marc-Antoine Ponelle</w:t>
+      </w:r>
+    </w:p>
+    <w:tbl>
+      <w:tblPr>
+        <w:tblW w:type="dxa" w:w="9866"/>
+        <w:tblBorders>
+          <w:top w:val="none" w:color="FFFFFF" w:sz="0"/>
+          <w:left w:val="none" w:color="FFFFFF" w:sz="0"/>
+          <w:bottom w:val="none" w:color="FFFFFF" w:sz="0"/>
+          <w:right w:val="none" w:color="FFFFFF" w:sz="0"/>
+          <w:insideH w:val="none" w:color="FFFFFF" w:sz="0"/>
+          <w:insideV w:val="none" w:color="FFFFFF" w:sz="0"/>
+        </w:tblBorders>
+      </w:tblPr>
+      <w:tblGrid>
+        <w:gridCol w:w="9866"/>
+      </w:tblGrid>
+      <w:tr>
+        <w:tc>
+          <w:tcPr>
+            <w:tcW w:type="dxa" w:w="9866"/>
+            <w:tcBorders>
+              <w:top w:val="single" w:color="7F7F7F" w:sz="6"/>
+              <w:left w:val="single" w:color="7F7F7F" w:sz="6"/>
+              <w:bottom w:val="none" w:color="FFFFFF" w:sz="0"/>
+              <w:right w:val="single" w:color="7F7F7F" w:sz="6"/>
+            </w:tcBorders>
+            <w:tcMar>
+              <w:top w:type="dxa" w:w="120"/>
+              <w:left w:type="dxa" w:w="180"/>
+              <w:bottom w:type="dxa" w:w="20"/>
+              <w:right w:type="dxa" w:w="180"/>
+            </w:tcMar>
+          </w:tcPr>
+          <w:p>
+            <w:pPr>
+              <w:keepNext/>
+              <w:spacing w:after="240"/>
+            </w:pPr>
+            <w:hyperlink w:history="1" r:id="rId4bvfa2_uu1kd9urzbd2m9">
+              <w:r>
+                <w:rPr>
+                  <w:color w:val="507D82"/>
+                  <w:u w:val="single"/>
+                </w:rPr>
+                <w:t xml:space="preserve">INPI, décision de nullité rendue le 2 septembre 2026, référence non précisée dans la source secondaire, 2 septembre 2026</w:t>
+              </w:r>
+            </w:hyperlink>
+          </w:p>
+        </w:tc>
+      </w:tr>
+      <w:tr>
+        <w:tc>
+          <w:tcPr>
+            <w:tcW w:type="dxa" w:w="9866"/>
+            <w:tcBorders>
+              <w:top w:val="none" w:color="FFFFFF" w:sz="0"/>
+              <w:left w:val="single" w:color="7F7F7F" w:sz="6"/>
+              <w:bottom w:val="none" w:color="FFFFFF" w:sz="0"/>
+              <w:right w:val="single" w:color="7F7F7F" w:sz="6"/>
+            </w:tcBorders>
+            <w:tcMar>
+              <w:top w:type="dxa" w:w="20"/>
+              <w:left w:type="dxa" w:w="180"/>
+              <w:bottom w:type="dxa" w:w="20"/>
+              <w:right w:type="dxa" w:w="180"/>
+            </w:tcMar>
+          </w:tcPr>
+          <w:p>
+            <w:pPr>
+              <w:keepNext/>
+              <w:spacing w:after="180"/>
+            </w:pPr>
+            <w:r>
+              <w:rPr>
+                <w:b/>
+                <w:bCs/>
+                <w:i/>
+                <w:iCs/>
+                <w:color w:val="2E75B6"/>
+              </w:rPr>
+              <w:t xml:space="preserve">Signalé par l’alerte de Juliette.</w:t>
+            </w:r>
+          </w:p>
+        </w:tc>
+      </w:tr>
+      <w:tr>
+        <w:tc>
+          <w:tcPr>
+            <w:tcW w:type="dxa" w:w="9866"/>
+            <w:tcBorders>
+              <w:top w:val="none" w:color="FFFFFF" w:sz="0"/>
+              <w:left w:val="single" w:color="7F7F7F" w:sz="6"/>
+              <w:bottom w:val="none" w:color="FFFFFF" w:sz="0"/>
+              <w:right w:val="single" w:color="7F7F7F" w:sz="6"/>
+            </w:tcBorders>
+            <w:tcMar>
+              <w:top w:type="dxa" w:w="20"/>
+              <w:left w:type="dxa" w:w="180"/>
+              <w:bottom w:type="dxa" w:w="20"/>
+              <w:right w:type="dxa" w:w="180"/>
+            </w:tcMar>
+          </w:tcPr>
+          <w:p>
+            <w:pPr>
+              <w:keepNext/>
+              <w:spacing w:after="220"/>
+              <w:jc w:val="both"/>
+            </w:pPr>
+            <w:r>
+              <w:rPr>
+                <w:b/>
+                <w:bCs/>
+                <w:i/>
+                <w:iCs/>
+                <w:color w:val="C55A11"/>
+              </w:rPr>
+              <w:t xml:space="preserve">Attention : les informations présentées dans cette section doivent être vérifiées, l’accès à la source étant incomplet, limité ou restreint.</w:t>
+            </w:r>
+          </w:p>
+        </w:tc>
+      </w:tr>
+      <w:tr>
+        <w:tc>
+          <w:tcPr>
+            <w:tcW w:type="dxa" w:w="9866"/>
+            <w:tcBorders>
+              <w:top w:val="none" w:color="FFFFFF" w:sz="0"/>
+              <w:left w:val="single" w:color="7F7F7F" w:sz="6"/>
+              <w:bottom w:val="none" w:color="FFFFFF" w:sz="0"/>
+              <w:right w:val="single" w:color="7F7F7F" w:sz="6"/>
+            </w:tcBorders>
+            <w:tcMar>
+              <w:top w:type="dxa" w:w="20"/>
+              <w:left w:type="dxa" w:w="180"/>
+              <w:bottom w:type="dxa" w:w="20"/>
+              <w:right w:type="dxa" w:w="180"/>
+            </w:tcMar>
+          </w:tcPr>
+          <w:p>
+            <w:pPr>
+              <w:keepLines/>
+              <w:spacing w:after="130" w:line="276"/>
+              <w:jc w:val="both"/>
+            </w:pPr>
+            <w:r>
+              <w:t xml:space="preserve">La décision de nullité rendue par l’INPI le 2 septembre 2026 concerne la marque RPR, Le Rassemblement pour la République, présentée comme ayant été déposée par Franck Allisio et Marc-Antoine Ponelle. Les éléments accessibles indiquent que l’Institut a accueilli une demande en nullité fondée sur la mauvaise foi alléguée lors du dépôt. En l’absence de consultation directe du texte intégral de la décision, l’analyse ne permet ni de restituer les motifs dans leur formulation exacte, ni d’identifier le fondement textuel précis retenu.</w:t>
+            </w:r>
+          </w:p>
+        </w:tc>
+      </w:tr>
+      <w:tr>
+        <w:tc>
+          <w:tcPr>
+            <w:tcW w:type="dxa" w:w="9866"/>
+            <w:tcBorders>
+              <w:top w:val="none" w:color="FFFFFF" w:sz="0"/>
+              <w:left w:val="single" w:color="7F7F7F" w:sz="6"/>
+              <w:bottom w:val="none" w:color="FFFFFF" w:sz="0"/>
+              <w:right w:val="single" w:color="7F7F7F" w:sz="6"/>
+            </w:tcBorders>
+            <w:tcMar>
+              <w:top w:type="dxa" w:w="20"/>
+              <w:left w:type="dxa" w:w="180"/>
+              <w:bottom w:type="dxa" w:w="20"/>
+              <w:right w:type="dxa" w:w="180"/>
+            </w:tcMar>
+          </w:tcPr>
+          <w:p>
+            <w:pPr>
+              <w:keepLines/>
+              <w:spacing w:after="130" w:line="276"/>
+              <w:jc w:val="both"/>
+            </w:pPr>
+            <w:r>
+              <w:t xml:space="preserve">La procédure a été engagée par l’association Cap sur l’Avenir 13. La marque litigieuse était désignée comme RPR, Le Rassemblement pour la République. Selon les informations vérifiées, une audience s’est tenue devant l’INPI le 22 juin 2026. L’Institut a rendu sa décision le 2 septembre 2026 et a déclaré la marque nulle. Aucun élément accessible ne précise la date de dépôt de la marque, les produits et services visés, l’identité complète du titulaire inscrit au registre, ni les éventuelles circonstances factuelles ayant entouré l’adoption du signe.</w:t>
+            </w:r>
+          </w:p>
+        </w:tc>
+      </w:tr>
+      <w:tr>
+        <w:tc>
+          <w:tcPr>
+            <w:tcW w:type="dxa" w:w="9866"/>
+            <w:tcBorders>
+              <w:top w:val="none" w:color="FFFFFF" w:sz="0"/>
+              <w:left w:val="single" w:color="7F7F7F" w:sz="6"/>
+              <w:bottom w:val="none" w:color="FFFFFF" w:sz="0"/>
+              <w:right w:val="single" w:color="7F7F7F" w:sz="6"/>
+            </w:tcBorders>
+            <w:tcMar>
+              <w:top w:type="dxa" w:w="20"/>
+              <w:left w:type="dxa" w:w="180"/>
+              <w:bottom w:type="dxa" w:w="20"/>
+              <w:right w:type="dxa" w:w="180"/>
+            </w:tcMar>
+          </w:tcPr>
+          <w:p>
+            <w:pPr>
+              <w:keepLines/>
+              <w:spacing w:after="130" w:line="276"/>
+              <w:jc w:val="both"/>
+            </w:pPr>
+            <w:r>
+              <w:t xml:space="preserve">Les arguments respectivement développés par l’association demanderesse et par les déposants ne sont pas précisés dans les éléments accessibles. Il est seulement établi que la procédure en nullité a été introduite par l’association Cap sur l’Avenir 13 et que la mauvaise foi a été retenue par l’INPI. Il n’est donc pas possible de déterminer les éléments invoqués pour caractériser l’intention des déposants, ni de savoir si ceux-ci ont contesté la recevabilité de la demande, la qualité à agir de l’association ou le bien-fondé du grief.</w:t>
+            </w:r>
+          </w:p>
+        </w:tc>
+      </w:tr>
+      <w:tr>
+        <w:tc>
+          <w:tcPr>
+            <w:tcW w:type="dxa" w:w="9866"/>
+            <w:tcBorders>
+              <w:top w:val="none" w:color="FFFFFF" w:sz="0"/>
+              <w:left w:val="single" w:color="7F7F7F" w:sz="6"/>
+              <w:bottom w:val="none" w:color="FFFFFF" w:sz="0"/>
+              <w:right w:val="single" w:color="7F7F7F" w:sz="6"/>
+            </w:tcBorders>
+            <w:tcMar>
+              <w:top w:type="dxa" w:w="20"/>
+              <w:left w:type="dxa" w:w="180"/>
+              <w:bottom w:type="dxa" w:w="20"/>
+              <w:right w:type="dxa" w:w="180"/>
+            </w:tcMar>
+          </w:tcPr>
+          <w:p>
+            <w:pPr>
+              <w:keepLines/>
+              <w:spacing w:after="130" w:line="276"/>
+              <w:jc w:val="both"/>
+            </w:pPr>
+            <w:r>
+              <w:t xml:space="preserve">Au regard des seules informations vérifiées, le litige posait la question de savoir si le dépôt de la marque RPR, Le Rassemblement pour la République, devait être annulé en raison de la mauvaise foi de ses déposants. La décision accessible par voie indirecte répond par l’affirmative, sans que les critères concrets d’appréciation appliqués par l’INPI puissent être identifiés.</w:t>
+            </w:r>
+          </w:p>
+        </w:tc>
+      </w:tr>
+      <w:tr>
+        <w:tc>
+          <w:tcPr>
+            <w:tcW w:type="dxa" w:w="9866"/>
+            <w:tcBorders>
+              <w:top w:val="none" w:color="FFFFFF" w:sz="0"/>
+              <w:left w:val="single" w:color="7F7F7F" w:sz="6"/>
+              <w:bottom w:val="none" w:color="FFFFFF" w:sz="0"/>
+              <w:right w:val="single" w:color="7F7F7F" w:sz="6"/>
+            </w:tcBorders>
+            <w:tcMar>
+              <w:top w:type="dxa" w:w="20"/>
+              <w:left w:type="dxa" w:w="180"/>
+              <w:bottom w:type="dxa" w:w="20"/>
+              <w:right w:type="dxa" w:w="180"/>
+            </w:tcMar>
+          </w:tcPr>
+          <w:p>
+            <w:pPr>
+              <w:keepLines/>
+              <w:spacing w:after="130" w:line="276"/>
+              <w:jc w:val="both"/>
+            </w:pPr>
+            <w:r>
+              <w:t xml:space="preserve">La source secondaire accessible rapporte que l’INPI a retenu le motif d’un dépôt de mauvaise foi. Le raisonnement suivi n’est toutefois pas disponible : les éléments retenus par l’Institut, leur chronologie, l’appréciation de la connaissance du signe ou de l’intention poursuivie lors du dépôt ne sont pas précisés. De même, il n’est pas possible d’établir si l’INPI a examiné d’autres moyens de nullité, ni d’indiquer l’étendue exacte de l’annulation au regard des produits et services couverts par l’enregistrement.</w:t>
+            </w:r>
+          </w:p>
+        </w:tc>
+      </w:tr>
+      <w:tr>
+        <w:tc>
+          <w:tcPr>
+            <w:tcW w:type="dxa" w:w="9866"/>
+            <w:tcBorders>
+              <w:top w:val="none" w:color="FFFFFF" w:sz="0"/>
+              <w:left w:val="single" w:color="7F7F7F" w:sz="6"/>
+              <w:bottom w:val="none" w:color="FFFFFF" w:sz="0"/>
+              <w:right w:val="single" w:color="7F7F7F" w:sz="6"/>
+            </w:tcBorders>
+            <w:tcMar>
+              <w:top w:type="dxa" w:w="20"/>
+              <w:left w:type="dxa" w:w="180"/>
+              <w:bottom w:type="dxa" w:w="20"/>
+              <w:right w:type="dxa" w:w="180"/>
+            </w:tcMar>
+          </w:tcPr>
+          <w:p>
+            <w:pPr>
+              <w:keepLines/>
+              <w:spacing w:after="130" w:line="276"/>
+              <w:jc w:val="both"/>
+            </w:pPr>
+            <w:r>
+              <w:t xml:space="preserve">L’INPI a déclaré nulle la marque RPR, Le Rassemblement pour la République, par une décision du 2 septembre 2026. Selon les éléments accessibles, Franck Allisio et Marc-Antoine Ponelle ont en outre été condamnés solidairement au paiement de 1 200 euros. La nature exacte de cette somme, ainsi que les modalités précises du dispositif et les voies de recours éventuellement ouvertes, ne sont pas précisées.</w:t>
+            </w:r>
+          </w:p>
+        </w:tc>
+      </w:tr>
+      <w:tr>
+        <w:tc>
+          <w:tcPr>
+            <w:tcW w:type="dxa" w:w="9866"/>
+            <w:tcBorders>
+              <w:top w:val="none" w:color="FFFFFF" w:sz="0"/>
+              <w:left w:val="single" w:color="7F7F7F" w:sz="6"/>
+              <w:bottom w:val="single" w:color="7F7F7F" w:sz="6"/>
+              <w:right w:val="single" w:color="7F7F7F" w:sz="6"/>
+            </w:tcBorders>
+            <w:tcMar>
+              <w:top w:type="dxa" w:w="20"/>
+              <w:left w:type="dxa" w:w="180"/>
+              <w:bottom w:type="dxa" w:w="120"/>
+              <w:right w:type="dxa" w:w="180"/>
+            </w:tcMar>
+          </w:tcPr>
+          <w:p>
+            <w:pPr>
+              <w:pBdr>
+                <w:left w:val="single" w:color="507D82" w:sz="10" w:space="8"/>
+              </w:pBdr>
+              <w:spacing w:after="260" w:before="80"/>
+              <w:ind w:left="180"/>
+              <w:jc w:val="both"/>
+            </w:pPr>
+            <w:r>
+              <w:rPr>
+                <w:b/>
+                <w:bCs/>
+              </w:rPr>
+              <w:t xml:space="preserve">Portée pratique. </w:t>
+            </w:r>
+            <w:r>
+              <w:t xml:space="preserve">Cette décision illustre, dans les limites imposées par l’accès partiel à la source, l’effectivité de l’action en nullité lorsque la mauvaise foi lors du dépôt est retenue. Elle rappelle l’importance de documenter, avant tout dépôt, les circonstances d’adoption d’un signe et l’objectif poursuivi. La portée exacte de la décision demeure néanmoins à vérifier à la lecture de ses motifs et de son dispositif intégral.</w:t>
+            </w:r>
+          </w:p>
+        </w:tc>
+      </w:tr>
+    </w:tbl>
+    <w:p>
+      <w:pPr>
+        <w:pStyle w:val="Heading1"/>
+        <w:pBdr>
+          <w:bottom w:val="single" w:color="222222" w:sz="6" w:space="6"/>
+        </w:pBdr>
+        <w:spacing w:after="180" w:before="300"/>
+      </w:pPr>
+      <w:r>
+        <w:rPr>
+          <w:b/>
+          <w:bCs/>
+        </w:rPr>
+        <w:t xml:space="preserve">ACTUALITÉS</w:t>
+      </w:r>
+    </w:p>
+    <w:p>
+      <w:pPr>
+        <w:pStyle w:val="Heading2"/>
+        <w:keepNext/>
+        <w:spacing w:after="100" w:before="180"/>
+      </w:pPr>
+      <w:r>
+        <w:rPr>
+          <w:b/>
+          <w:bCs/>
+          <w:color w:val="1F4E79"/>
+        </w:rPr>
+        <w:t xml:space="preserve">Newsletter, August 2026 : procédures de propriété intellectuelle, IA et publicité, réforme des dessins et modèles, PPWR et marques</w:t>
       </w:r>
     </w:p>
     <w:p>
@@ -68,74 +1303,86 @@
         <w:keepNext/>
         <w:spacing w:after="240"/>
       </w:pPr>
-      <w:hyperlink w:history="1" r:id="rIdyntzwjm3s0n0qw92zimnv">
+      <w:hyperlink w:history="1" r:id="rIdtnq85h-v_vmdoac72ki9f">
         <w:r>
           <w:rPr>
             <w:color w:val="507D82"/>
             <w:u w:val="single"/>
           </w:rPr>
-          <w:t xml:space="preserve">Tribunal de l’Union européenne, affaire T-49/24, 2026-09-02</w:t>
+          <w:t xml:space="preserve">Actualité doctrinale et réglementaire, publication du 1er septembre 2026, 1 septembre 2026</w:t>
         </w:r>
       </w:hyperlink>
     </w:p>
     <w:p>
       <w:pPr>
         <w:keepLines/>
-        <w:spacing w:after="180" w:line="300"/>
+        <w:spacing w:after="130" w:line="276"/>
         <w:jc w:val="both"/>
       </w:pPr>
       <w:r>
-        <w:t xml:space="preserve">Par arrêt du 2 septembre 2026, le Tribunal de l’Union européenne, statuant en première chambre, précise les exigences procédurales applicables à la communication des éléments de preuve dans les procédures devant l’EUIPO. Saisi par Stratio Big Data Inc. d’un recours dirigé contre une décision de la quatrième chambre de recours, le Tribunal retient une violation des droits de la défense et du principe du contradictoire. L’affaire concernait la marque de l’Union européenne verbale « stratio » et une procédure de déchéance fondée sur l’absence alléguée d’usage sérieux. L’arrêt illustre l’importance que revêt, dans le contentieux de l’usage sérieux, l’accès effectif de chaque partie aux pièces et, spécialement, aux traductions prises en considération par l’instance compétente.</w:t>
+        <w:rPr>
+          <w:b/>
+          <w:bCs/>
+          <w:color w:val="1F4E79"/>
+        </w:rPr>
+        <w:t xml:space="preserve">Contexte. </w:t>
+      </w:r>
+      <w:r>
+        <w:t xml:space="preserve">La publication souligne la nécessité, pour les titulaires de droits, de traduire les évolutions réglementaires récentes en mesures concrètes de protection et de gestion des actifs immatériels. Elle rapproche quatre sujets distincts : l’achèvement de la dématérialisation des procédures de propriété intellectuelle en France, l’encadrement de la publicité utilisant l’intelligence artificielle, l’évolution des modalités de représentation des dessins et modèles de l’Union européenne et les incidences des obligations relatives aux emballages sur la commercialisation en ligne de produits de marque.</w:t>
       </w:r>
     </w:p>
     <w:p>
       <w:pPr>
         <w:keepLines/>
-        <w:spacing w:after="180" w:line="300"/>
+        <w:spacing w:after="130" w:line="276"/>
         <w:jc w:val="both"/>
       </w:pPr>
       <w:r>
-        <w:t xml:space="preserve">La marque en cause était la marque de l’Union européenne verbale « stratio ». Dans le cadre d’une procédure de déchéance pour défaut d’usage sérieux, des éléments de preuve avaient été produits afin d’établir ou de contester l’usage de cette marque. Le litige soumis au Tribunal portait notamment sur la production de ces pièces et de leurs traductions au cours de la procédure administrative. Par décision du 20 novembre 2023, dans l’affaire R 999/2022-4, la quatrième chambre de recours de l’EUIPO avait rejeté le recours de Stratio Big Data Inc. Cette dernière a alors introduit un recours en annulation devant le Tribunal. Le Tribunal était appelé à examiner, parmi les griefs invoqués, les conséquences procédurales de l’absence de transmission à la requérante de certaines traductions d’éléments de preuve.</w:t>
+        <w:rPr>
+          <w:b/>
+          <w:bCs/>
+          <w:color w:val="1F4E79"/>
+        </w:rPr>
+        <w:t xml:space="preserve">Fondement et champ d’application. </w:t>
+      </w:r>
+      <w:r>
+        <w:t xml:space="preserve">La newsletter vise l’arrêté de simplification du Code de la propriété intellectuelle s’agissant des procédures françaises, les obligations de transparence issues de l’AI Act pour la publicité utilisant l’IA, la phase 2 de la réforme européenne des dessins et modèles, ainsi que la documentation de responsabilité élargie du producteur dans le contexte du PPWR. Elle ne précise ni les références complètes de ces textes, ni leur champ matériel ou territorial détaillé.</w:t>
       </w:r>
     </w:p>
     <w:p>
       <w:pPr>
         <w:keepLines/>
-        <w:spacing w:after="180" w:line="300"/>
+        <w:spacing w:after="130" w:line="276"/>
         <w:jc w:val="both"/>
       </w:pPr>
       <w:r>
-        <w:t xml:space="preserve">Stratio Big Data Inc. faisait notamment valoir que certaines traductions d’éléments de preuve n’avaient pas été communiquées dans le cadre de la procédure devant l’EUIPO. Elle invoquait ainsi une atteinte à ses droits de la défense, au principe du contradictoire et à l’obligation, énoncée à l’article 94, paragraphe 1, deuxième phrase, du règlement (UE) 2017/1001, de fonder les décisions de l’Office uniquement sur des motifs ou éléments de preuve au sujet desquels les parties ont pu prendre position. Les arguments respectifs développés par l’EUIPO et par l’autre partie à la procédure devant la chambre de recours ne sont pas précisés dans les éléments vérifiés. Il ressort toutefois de l’arrêt que le grief procédural soulevé par la requérante visait directement la prise en compte de traductions auxquelles celle-ci n’avait pas eu accès.</w:t>
+        <w:rPr>
+          <w:b/>
+          <w:bCs/>
+          <w:color w:val="1F4E79"/>
+        </w:rPr>
+        <w:t xml:space="preserve">Principales dispositions. </w:t>
+      </w:r>
+      <w:r>
+        <w:t xml:space="preserve">La dématérialisation appelle un accès fiable au portail compétent, un suivi quotidien, la validation des dépôts et l’actualisation des échéanciers. En matière publicitaire, la transparence liée à l’IA doit être conciliée avec le contrôle des allégations, des droits de tiers, des données personnelles et des responsabilités contractuelles. La réforme des dessins et modèles ouvre des possibilités de représentation par vues statiques, fichiers 3D et animations. Enfin, la documentation REP est présentée comme susceptible de conditionner l’accès des produits de marque aux marketplaces.</w:t>
       </w:r>
     </w:p>
     <w:p>
       <w:pPr>
         <w:keepLines/>
-        <w:spacing w:after="180" w:line="300"/>
+        <w:spacing w:after="130" w:line="276"/>
         <w:jc w:val="both"/>
       </w:pPr>
       <w:r>
-        <w:t xml:space="preserve">La question soumise au Tribunal consistait à déterminer si la chambre de recours pouvait prendre en considération, dans une procédure relative à l’usage sérieux d’une marque de l’Union européenne, des traductions d’éléments de preuve qui n’avaient pas été transmises à la partie requérante. Plus précisément, il s’agissait d’apprécier si une telle absence de communication était compatible avec les droits de la défense, le principe du contradictoire et l’article 94, paragraphe 1, deuxième phrase, du règlement (UE) 2017/1001, lequel impose que les décisions de l’EUIPO ne soient fondées que sur des éléments sur lesquels les parties ont pu présenter leurs observations.</w:t>
-      </w:r>
-    </w:p>
-    <w:p>
-      <w:pPr>
-        <w:keepLines/>
-        <w:spacing w:after="180" w:line="300"/>
-        <w:jc w:val="both"/>
-      </w:pPr>
-      <w:r>
-        <w:t xml:space="preserve">Le Tribunal examine le moyen tiré de la violation des droits de la défense et du principe du contradictoire au regard de l’article 94, paragraphe 1, deuxième phrase, du règlement (UE) 2017/1001. Il constate que certaines traductions d’éléments de preuve n’avaient pas été transmises à Stratio Big Data Inc. Cette circonstance empêchait la requérante de prendre utilement position sur des documents susceptibles d’être pris en compte dans l’appréciation de l’usage sérieux de la marque litigieuse. Le Tribunal en déduit que les exigences procédurales garantissant le caractère contradictoire de l’instruction n’avaient pas été respectées. Le contrôle exercé ne porte donc pas seulement sur la valeur probante intrinsèque des pièces relatives à l’usage, mais également sur les conditions dans lesquelles elles ont été portées à la connaissance des parties. Le Tribunal accueille dès lors le grief procédural invoqué par la requérante, sans que les éléments vérifiés ne précisent les autres moyens éventuellement examinés.</w:t>
-      </w:r>
-    </w:p>
-    <w:p>
-      <w:pPr>
-        <w:keepLines/>
-        <w:spacing w:after="180" w:line="300"/>
-        <w:jc w:val="both"/>
-      </w:pPr>
-      <w:r>
-        <w:t xml:space="preserve">Le Tribunal annule la décision de la quatrième chambre de recours de l’EUIPO du 20 novembre 2023, dans l’affaire R 999/2022-4, en tant que cette chambre avait rejeté le recours de Stratio Big Data Inc. L’annulation est fondée sur la violation des droits de la défense et du principe du contradictoire résultant de la non-transmission de certaines traductions d’éléments de preuve. L’EUIPO est condamné aux dépens afférents à l’instance devant le Tribunal. Le dispositif ne précise pas, dans les éléments vérifiés, les conséquences administratives ultérieures de cette annulation sur le traitement de la procédure de déchéance.</w:t>
+        <w:rPr>
+          <w:b/>
+          <w:bCs/>
+          <w:color w:val="1F4E79"/>
+        </w:rPr>
+        <w:t xml:space="preserve">Mise en œuvre. </w:t>
+      </w:r>
+      <w:r>
+        <w:t xml:space="preserve">La publication indique que les exigences relatives à la publicité utilisant l’IA s’appliquent depuis le 2 août 2026. Elle évoque la phase 2 de la réforme européenne des dessins et modèles et l’achèvement de la dématérialisation des procédures françaises, sans préciser leurs dates d’entrée en vigueur respectives. Aucune échéance opérationnelle particulière n’est indiquée pour le PPWR.</w:t>
       </w:r>
     </w:p>
     <w:p>
@@ -155,7 +1402,7 @@
         <w:t xml:space="preserve">Portée pratique. </w:t>
       </w:r>
       <w:r>
-        <w:t xml:space="preserve">L’arrêt appelle une vigilance particulière dans les procédures administratives de marque impliquant des pièces rédigées dans une langue autre que celle admise ou utile à la compréhension du dossier. Lorsqu’une traduction est produite, utilisée ou prise en considération, sa communication effective aux autres parties constitue une garantie déterminante de l’exercice des droits de la défense. Les titulaires de marques, demandeurs en déchéance et représentants doivent donc vérifier non seulement le dépôt matériel des preuves d’usage, mais aussi la traçabilité de leur notification et de celle de leurs traductions. Pour les instances de l’EUIPO, la décision confirme que l’appréciation de l’usage sérieux doit reposer sur un dossier contradictoirement accessible aux parties. À défaut, la décision encourt l’annulation, indépendamment de l’appréciation au fond de la preuve d’usage.</w:t>
+        <w:t xml:space="preserve">La publication met en évidence la nécessité d’une coordination entre les fonctions de propriété intellectuelle, de conformité, de marketing, de protection des données et de commercialisation. Elle invite notamment à sécuriser les circuits de dépôt et de surveillance, à documenter la chaîne de création publicitaire assistée par IA, à adapter les stratégies de dépôt aux actifs tridimensionnels ou animés et à articuler les exigences d’emballage avec les enregistrements nationaux, les contrats et les portefeuilles de droits. ([linkedin.com](https://www.linkedin.com/pulse/newsletter-august-2026-dreyfus-associes-topne))</w:t>
       </w:r>
     </w:p>
     <w:p>
@@ -170,7 +1417,7 @@
           <w:bCs/>
           <w:color w:val="1F4E79"/>
         </w:rPr>
-        <w:t xml:space="preserve">Marques et compétence juridictionnelle : Compétence juridictionnelle en matière de marque et d’action en concurrence déloyale</w:t>
+        <w:t xml:space="preserve">Minéraux critiques : et si la solution était dans les brevets, pas dans les mines ?</w:t>
       </w:r>
     </w:p>
     <w:p>
@@ -178,74 +1425,119 @@
         <w:keepNext/>
         <w:spacing w:after="240"/>
       </w:pPr>
-      <w:hyperlink w:history="1" r:id="rId5024xdx0mhhhf-z8m728n">
+      <w:hyperlink w:history="1" r:id="rIdgkcskh-i1j15hezlbalpj">
         <w:r>
           <w:rPr>
             <w:color w:val="507D82"/>
             <w:u w:val="single"/>
           </w:rPr>
-          <w:t xml:space="preserve">Cour de cassation, chambre commerciale, financière et économique, pourvoi n° 25-12.118, 2026-09-02</w:t>
+          <w:t xml:space="preserve">Article consacré à une proposition publiée dans Nature concernant le recours à des pools de brevets, 6 septembre 2026</w:t>
         </w:r>
       </w:hyperlink>
     </w:p>
     <w:p>
       <w:pPr>
+        <w:keepNext/>
+        <w:spacing w:after="180"/>
+      </w:pPr>
+      <w:r>
+        <w:rPr>
+          <w:b/>
+          <w:bCs/>
+          <w:i/>
+          <w:iCs/>
+          <w:color w:val="2E75B6"/>
+        </w:rPr>
+        <w:t xml:space="preserve">Signalé par l’alerte de Juliette.</w:t>
+      </w:r>
+    </w:p>
+    <w:p>
+      <w:pPr>
+        <w:keepNext/>
+        <w:spacing w:after="220"/>
+        <w:jc w:val="both"/>
+      </w:pPr>
+      <w:r>
+        <w:rPr>
+          <w:b/>
+          <w:bCs/>
+          <w:i/>
+          <w:iCs/>
+          <w:color w:val="C55A11"/>
+        </w:rPr>
+        <w:t xml:space="preserve">Attention : les informations présentées dans cette section doivent être vérifiées, l’accès à la source étant incomplet, limité ou restreint.</w:t>
+      </w:r>
+    </w:p>
+    <w:p>
+      <w:pPr>
         <w:keepLines/>
-        <w:spacing w:after="180" w:line="300"/>
+        <w:spacing w:after="130" w:line="276"/>
         <w:jc w:val="both"/>
       </w:pPr>
       <w:r>
-        <w:t xml:space="preserve">Par cet arrêt publié au Bulletin, la chambre commerciale, financière et économique précise les critères de répartition de compétence entre les juridictions de droit commun du contentieux commercial et celles compétentes pour connaître des actions relevant spécifiquement du droit des marques. La solution procède d’une appréciation concrète de l’objet de la demande et de la situation des droits invoqués à la date à laquelle le juge statue sur l’exception d’incompétence. La seule proximité factuelle d’un litige avec un signe antérieurement déposé à titre de marque ne suffit pas à conférer au litige la nature d’une action en matière de propriété intellectuelle.</w:t>
+        <w:rPr>
+          <w:b/>
+          <w:bCs/>
+          <w:color w:val="1F4E79"/>
+        </w:rPr>
+        <w:t xml:space="preserve">Contexte. </w:t>
+      </w:r>
+      <w:r>
+        <w:t xml:space="preserve">La Gazette du LABORATOIRE relève l’existence de tensions géopolitiques croissantes concernant les minerais stratégiques. Dans ce contexte, deux économistes du Centre d’études et de recherches sur le développement international proposent de déplacer l’analyse de la crise des minéraux critiques. Celle-ci ne serait plus envisagée principalement sous l’angle de l’approvisionnement minier, mais sous celui de la propriété intellectuelle applicable aux technologies de traitement.</w:t>
       </w:r>
     </w:p>
     <w:p>
       <w:pPr>
         <w:keepLines/>
-        <w:spacing w:after="180" w:line="300"/>
+        <w:spacing w:after="130" w:line="276"/>
         <w:jc w:val="both"/>
       </w:pPr>
       <w:r>
-        <w:t xml:space="preserve">Le litige opposait la SAS Guyane pièces auto à une partie dont l’identité n’est pas précisée dans les éléments disponibles. L’action était fondée sur des faits d’usurpation alléguée de la dénomination sociale et du nom commercial de la société demanderesse et était qualifiée d’action en concurrence déloyale. La SAS Guyane pièces auto avait antérieurement déposé la marque verbale « GPA Guyane pièces auto ». Toutefois, cette marque avait fait l’objet d’un retrait total le 22 juillet 2022. Le tribunal mixte de commerce de Cayenne, saisi du litige, a rendu un jugement le 23 juin 2023 dont les dispositions ont ensuite été infirmées par la cour d’appel de Cayenne dans un arrêt du 25 novembre 2024. Saisie d’un pourvoi formé sous le n° P 25-12.118, la Cour de cassation casse et annule cet arrêt en toutes ses dispositions. Statuant sans renvoi, elle infirme également intégralement le jugement de première instance et déclare le tribunal mixte de commerce de Cayenne matériellement compétent.</w:t>
+        <w:rPr>
+          <w:b/>
+          <w:bCs/>
+          <w:color w:val="1F4E79"/>
+        </w:rPr>
+        <w:t xml:space="preserve">Fondement et champ d’application. </w:t>
+      </w:r>
+      <w:r>
+        <w:t xml:space="preserve">La brève indique que cette proposition a été publiée dans Nature, sans préciser le régime juridique, les titulaires de droits concernés, les territoires visés ni les modalités contractuelles ou concurrentielles susceptibles d’encadrer sa mise en œuvre. Son champ porte, selon les termes rapportés, sur les licences relatives aux technologies de traitement liées aux minéraux critiques.</w:t>
       </w:r>
     </w:p>
     <w:p>
       <w:pPr>
         <w:keepLines/>
-        <w:spacing w:after="180" w:line="300"/>
+        <w:spacing w:after="130" w:line="276"/>
         <w:jc w:val="both"/>
       </w:pPr>
       <w:r>
-        <w:t xml:space="preserve">Les éléments vérifiés ne reproduisent pas les moyens respectivement développés devant les juges du fond ni les branches du moyen soumis à la Cour de cassation. Il ressort néanmoins de la solution que la compétence spéciale attachée au contentieux des marques était invoquée ou retenue au regard de l’existence antérieure de la marque verbale « GPA Guyane pièces auto ». À l’inverse, la qualification de concurrence déloyale était soutenue au titre de l’usurpation de signes d’identification de l’entreprise, à savoir une dénomination sociale et un nom commercial. La décision ne précise pas davantage la teneur exacte de la mesure d’interdiction sollicitée, sinon qu’elle était susceptible, en théorie, d’affecter l’exercice d’un droit de marque si un tel droit avait été en vigueur.</w:t>
+        <w:rPr>
+          <w:b/>
+          <w:bCs/>
+          <w:color w:val="1F4E79"/>
+        </w:rPr>
+        <w:t xml:space="preserve">Principales dispositions. </w:t>
+      </w:r>
+      <w:r>
+        <w:t xml:space="preserve">La solution présentée consiste à mutualiser les licences des technologies de traitement afin de les rendre accessibles à tous. Le mécanisme envisagé s’inspire des pools de brevets mobilisés dans les domaines de la lutte contre le VIH et la Covid-19. La source ne précise ni les conditions d’adhésion au pool, ni les règles de fixation des redevances, ni les garanties attachées à l’accès aux licences.</w:t>
       </w:r>
     </w:p>
     <w:p>
       <w:pPr>
         <w:keepLines/>
-        <w:spacing w:after="180" w:line="300"/>
+        <w:spacing w:after="130" w:line="276"/>
         <w:jc w:val="both"/>
       </w:pPr>
       <w:r>
-        <w:t xml:space="preserve">La question soumise à la Cour de cassation était de déterminer si une action en concurrence déloyale fondée sur l’usurpation d’une dénomination sociale et d’un nom commercial devait relever de la compétence juridictionnelle propre aux litiges de propriété intellectuelle en raison de l’existence passée d’une marque portant sur un signe voisin, alors que cette marque avait été retirée avant que le tribunal statue sur l’exception d’incompétence. Il s’agissait, plus précisément, d’apprécier si l’examen de la demande impliquait l’existence ou la méconnaissance d’un droit attaché à une marque et la mise en œuvre des règles spécifiques du droit de la propriété intellectuelle.</w:t>
-      </w:r>
-    </w:p>
-    <w:p>
-      <w:pPr>
-        <w:keepLines/>
-        <w:spacing w:after="180" w:line="300"/>
-        <w:jc w:val="both"/>
-      </w:pPr>
-      <w:r>
-        <w:t xml:space="preserve">La Cour adopte un raisonnement centré sur la substance de l’action introduite et sur l’état des droits invoqués au moment pertinent de l’examen de la compétence. Elle constate qu’à la date à laquelle le tribunal mixte de commerce de Cayenne a statué sur l’exception d’incompétence, la SAS Guyane pièces auto n’était titulaire d’aucune marque en vigueur dont l’exercice pouvait être atteint par la mesure d’interdiction sollicitée. Le retrait total de la marque, intervenu le 22 juillet 2022, excluait ainsi que le litige porte sur l’exercice effectif d’un droit de marque. La Cour relève, en outre, que la demande de concurrence déloyale reposait sur l’usurpation alléguée d’une dénomination sociale et d’un nom commercial. Une telle demande n’impliquait, en l’espèce, ni l’examen de l’existence ou de la méconnaissance d’un droit attaché à une marque, ni l’application des règles spécifiques du droit de la propriété intellectuelle. La qualification juridictionnelle du litige ne pouvait donc être déduite de la seule circonstance qu’une marque avait auparavant été déposée sur un signe concerné par le différend.</w:t>
-      </w:r>
-    </w:p>
-    <w:p>
-      <w:pPr>
-        <w:keepLines/>
-        <w:spacing w:after="180" w:line="300"/>
-        <w:jc w:val="both"/>
-      </w:pPr>
-      <w:r>
-        <w:t xml:space="preserve">La Cour de cassation casse et annule en toutes ses dispositions l’arrêt rendu le 25 novembre 2024 par la cour d’appel de Cayenne. La cassation est prononcée sans renvoi. La Cour infirme en toutes ses dispositions le jugement rendu le 23 juin 2023 par le tribunal mixte de commerce de Cayenne et déclare cette juridiction matériellement compétente. La SAS Guyane pièces auto est condamnée aux dépens exposés devant le tribunal mixte de commerce de Cayenne et la cour d’appel de Cayenne. Elle est également condamnée au paiement de 1 500 euros au titre des frais irrépétibles d’appel et de 3 000 euros sur le fondement de l’article 700 du code de procédure civile.</w:t>
+        <w:rPr>
+          <w:b/>
+          <w:bCs/>
+          <w:color w:val="1F4E79"/>
+        </w:rPr>
+        <w:t xml:space="preserve">Mise en œuvre. </w:t>
+      </w:r>
+      <w:r>
+        <w:t xml:space="preserve">Aucun calendrier de déploiement, aucune échéance réglementaire et aucune étape de mise en œuvre ne sont précisés. La publication de la brève est datée du 6 septembre 2026.</w:t>
       </w:r>
     </w:p>
     <w:p>
@@ -265,145 +1557,7 @@
         <w:t xml:space="preserve">Portée pratique. </w:t>
       </w:r>
       <w:r>
-        <w:t xml:space="preserve">L’arrêt rappelle que la compétence ne dépend pas d’une qualification abstraite des signes en présence ni de l’existence historique d’un dépôt de marque. Elle suppose que le litige soumis au juge appelle effectivement l’examen d’un droit de marque en vigueur ou la mise en œuvre de règles propres au droit de la propriété intellectuelle. Lorsqu’une action est exclusivement fondée sur l’atteinte alléguée à une dénomination sociale ou à un nom commercial, et qu’aucune marque en vigueur n’est susceptible d’être affectée par la mesure demandée, elle relève de la compétence de la juridiction commerciale. La décision invite ainsi à distinguer avec rigueur, dès la rédaction des prétentions et l’examen des exceptions de procédure, les actions fondées sur des droits privatifs de propriété intellectuelle de celles qui reposent sur les signes distinctifs non enregistrés de l’entreprise.</w:t>
-      </w:r>
-    </w:p>
-    <w:p>
-      <w:pPr>
-        <w:pStyle w:val="Heading1"/>
-        <w:pBdr>
-          <w:bottom w:val="single" w:color="222222" w:sz="6" w:space="6"/>
-        </w:pBdr>
-        <w:spacing w:after="180" w:before="300"/>
-      </w:pPr>
-      <w:r>
-        <w:rPr>
-          <w:b/>
-          <w:bCs/>
-        </w:rPr>
-        <w:t xml:space="preserve">ACTUALITÉS</w:t>
-      </w:r>
-    </w:p>
-    <w:p>
-      <w:pPr>
-        <w:pStyle w:val="Heading2"/>
-        <w:keepNext/>
-        <w:spacing w:after="100" w:before="180"/>
-      </w:pPr>
-      <w:r>
-        <w:rPr>
-          <w:b/>
-          <w:bCs/>
-          <w:color w:val="1F4E79"/>
-        </w:rPr>
-        <w:t xml:space="preserve">WIPO Pearl API for Terminology Now Available in a New Platform</w:t>
-      </w:r>
-    </w:p>
-    <w:p>
-      <w:pPr>
-        <w:keepNext/>
-        <w:spacing w:after="240"/>
-      </w:pPr>
-      <w:hyperlink w:history="1" r:id="rId0a_wtdnh9zs6l7g2tya_u">
-        <w:r>
-          <w:rPr>
-            <w:color w:val="507D82"/>
-            <w:u w:val="single"/>
-          </w:rPr>
-          <w:t xml:space="preserve">OMPI, actualité du 4 septembre 2026, 2026-09-04</w:t>
-        </w:r>
-      </w:hyperlink>
-    </w:p>
-    <w:p>
-      <w:pPr>
-        <w:keepLines/>
-        <w:spacing w:after="180" w:line="300"/>
-        <w:jc w:val="both"/>
-      </w:pPr>
-      <w:r>
-        <w:rPr>
-          <w:b/>
-          <w:bCs/>
-          <w:color w:val="1F4E79"/>
-        </w:rPr>
-        <w:t xml:space="preserve">Contexte. </w:t>
-      </w:r>
-      <w:r>
-        <w:t xml:space="preserve">L’Organisation Mondiale de la Propriété Intellectuelle annonce que l’interface de programmation applicative de sa base terminologique WIPO Pearl est désormais accessible par l’intermédiaire du WIPO Business Partner Portal. Cette évolution concerne les modalités d’accès à un outil numérique consacré à la terminologie scientifique, technique et juridique de la propriété intellectuelle. L’API, lancée en 2021, permet à des logiciels tiers de se connecter automatiquement à WIPO Pearl et d’exploiter certaines de ses données et fonctionnalités sans consultation directe du site de la base.</w:t>
-      </w:r>
-    </w:p>
-    <w:p>
-      <w:pPr>
-        <w:keepLines/>
-        <w:spacing w:after="180" w:line="300"/>
-        <w:jc w:val="both"/>
-      </w:pPr>
-      <w:r>
-        <w:rPr>
-          <w:b/>
-          <w:bCs/>
-          <w:color w:val="1F4E79"/>
-        </w:rPr>
-        <w:t xml:space="preserve">Fondement et champ d’application. </w:t>
-      </w:r>
-      <w:r>
-        <w:t xml:space="preserve">L’actualité revêt un caractère informationnel et ne précise aucun fondement normatif, ni aucune modification des règles substantielles applicables aux brevets ou au système du PCT. Son champ porte sur l’accès technique à la base WIPO Pearl, laquelle comprend plus de 285 000 termes en arabe, chinois, anglais, français, allemand, japonais, coréen, portugais, russe et espagnol. Ces termes sont répartis entre 29 domaines thématiques.</w:t>
-      </w:r>
-    </w:p>
-    <w:p>
-      <w:pPr>
-        <w:keepLines/>
-        <w:spacing w:after="180" w:line="300"/>
-        <w:jc w:val="both"/>
-      </w:pPr>
-      <w:r>
-        <w:rPr>
-          <w:b/>
-          <w:bCs/>
-          <w:color w:val="1F4E79"/>
-        </w:rPr>
-        <w:t xml:space="preserve">Principales dispositions. </w:t>
-      </w:r>
-      <w:r>
-        <w:t xml:space="preserve">L’API permet d’effectuer des recherches terminologiques dans un maximum de dix langues et d’identifier, à partir d’un terme recherché dans une langue, ses équivalents dans neuf autres langues. Elle permet également d’interroger l’ensemble des enregistrements ou de limiter la recherche à des domaines thématiques déterminés. Pour chaque résultat, l’accès à la fiche intégrale est possible au moyen de l’identifiant de l’enregistrement. Cette fiche comporte notamment un contexte définitoire, la source du terme et un indice de fiabilité. L’OMPI précise toutefois que l’API ne reproduit pas l’ensemble des fonctionnalités disponibles sur le site WIPO Pearl, notamment les cartes conceptuelles, la recherche par chemin conceptuel, la recherche d’images et la recherche dans PATENTSCOPE.</w:t>
-      </w:r>
-    </w:p>
-    <w:p>
-      <w:pPr>
-        <w:keepLines/>
-        <w:spacing w:after="180" w:line="300"/>
-        <w:jc w:val="both"/>
-      </w:pPr>
-      <w:r>
-        <w:rPr>
-          <w:b/>
-          <w:bCs/>
-          <w:color w:val="1F4E79"/>
-        </w:rPr>
-        <w:t xml:space="preserve">Mise en œuvre. </w:t>
-      </w:r>
-      <w:r>
-        <w:t xml:space="preserve">La disponibilité de l’API sur le WIPO Business Partner Portal est annoncée le 4 septembre 2026. L’abonnement est gratuit. Une phase d’essai, soumise à un nombre limité de requêtes, est ouverte sans abonnement préalable. À l’issue de cet essai, une demande d’abonnement peut être déposée afin de bénéficier de plafonds d’utilisation plus élevés. Aucun autre calendrier de déploiement n’est précisé.</w:t>
-      </w:r>
-    </w:p>
-    <w:p>
-      <w:pPr>
-        <w:pBdr>
-          <w:left w:val="single" w:color="507D82" w:sz="10" w:space="8"/>
-        </w:pBdr>
-        <w:spacing w:after="260" w:before="80"/>
-        <w:ind w:left="180"/>
-        <w:jc w:val="both"/>
-      </w:pPr>
-      <w:r>
-        <w:rPr>
-          <w:b/>
-          <w:bCs/>
-        </w:rPr>
-        <w:t xml:space="preserve">Portée pratique. </w:t>
-      </w:r>
-      <w:r>
-        <w:t xml:space="preserve">Cette mise à disposition offre aux utilisateurs la possibilité d’intégrer, dans des environnements logiciels tiers, des recherches portant sur une terminologie validée relative à la propriété intellectuelle. Elle présente un intérêt particulier pour les travaux nécessitant l’identification d’équivalents terminologiques fiables dans plusieurs langues, ainsi que pour l’accès structuré aux informations associées à chaque terme. Pour les offices de propriété intellectuelle et les cabinets spécialisés, l’OMPI indique que l’outil peut notamment soutenir les opérations d’identification de l’état de la technique. L’utilisation de l’API demeure circonscrite aux fonctionnalités effectivement accessibles par cette interface.</w:t>
+        <w:t xml:space="preserve">Cette actualité met en évidence une approche fondée sur la gestion collective de droits de propriété intellectuelle pour favoriser l’accès aux technologies de traitement des minéraux critiques. À ce stade, elle décrit une proposition intellectuelle et ne fait état d’aucun dispositif juridiquement institué ni d’aucune obligation applicable aux titulaires de brevets.</w:t>
       </w:r>
     </w:p>
     <w:p>
@@ -418,7 +1572,7 @@
           <w:sz w:val="18"/>
           <w:szCs w:val="18"/>
         </w:rPr>
-        <w:t xml:space="preserve">La sélection privilégie les décisions et communications institutionnelles publiées au cours de la semaine, en recherchant un équilibre entre marques, dessins ou modèles, systèmes internationaux de propriété intellectuelle et enjeux numériques liés à l’intelligence artificielle. Un sujet issu d’une alerte Google est retenu à titre de piste spécialisée, sous réserve de la vérification ultérieure de sa source primaire. Aucun contenu provenant de Légifrance, de l’OEB, du CSPLA, du Sénat ou de Dreyfus &amp; Associés n’a été retenu, faute de publication récente et suffisamment vérifiable.</w:t>
+        <w:t xml:space="preserve">Cette édition réunit quatre jurisprudences et deux actualités publiées au cours de la semaine du 31 août au 6 septembre 2026. Les six sujets ont été retenus après vérification de leur source primaire et représentent 6 catégories éditoriales distinctes. 2 sujets ont été initialement signalés par les alertes de Juliette, puis vérifiés sur leur source primaire.</w:t>
       </w:r>
     </w:p>
     <w:sectPr>
@@ -637,7 +1791,7 @@
     </w:rPrDefault>
     <w:pPrDefault>
       <w:pPr>
-        <w:spacing w:after="160" w:line="300"/>
+        <w:spacing w:after="130" w:line="276"/>
       </w:pPr>
     </w:pPrDefault>
   </w:docDefaults>
